--- a/webapp/templates/word/Contrato_Termino_Fijo.docx
+++ b/webapp/templates/word/Contrato_Termino_Fijo.docx
@@ -1,6 +1,6 @@
 
 <file path=word/document.xml><?xml version="1.0" encoding="utf-8"?>
-<w:document xmlns:wpc="http://schemas.microsoft.com/office/word/2010/wordprocessingCanvas" xmlns:cx="http://schemas.microsoft.com/office/drawing/2014/chartex" xmlns:cx1="http://schemas.microsoft.com/office/drawing/2015/9/8/chartex" xmlns:cx2="http://schemas.microsoft.com/office/drawing/2015/10/21/chartex" xmlns:cx3="http://schemas.microsoft.com/office/drawing/2016/5/9/chartex" xmlns:cx4="http://schemas.microsoft.com/office/drawing/2016/5/10/chartex" xmlns:cx5="http://schemas.microsoft.com/office/drawing/2016/5/11/chartex" xmlns:cx6="http://schemas.microsoft.com/office/drawing/2016/5/12/chartex" xmlns:cx7="http://schemas.microsoft.com/office/drawing/2016/5/13/chartex" xmlns:cx8="http://schemas.microsoft.com/office/drawing/2016/5/14/chartex" xmlns:mc="http://schemas.openxmlformats.org/markup-compatibility/2006" xmlns:aink="http://schemas.microsoft.com/office/drawing/2016/ink" xmlns:am3d="http://schemas.microsoft.com/office/drawing/2017/model3d" xmlns:o="urn:schemas-microsoft-com:office:office" xmlns:r="http://schemas.openxmlformats.org/officeDocument/2006/relationships" xmlns:m="http://schemas.openxmlformats.org/officeDocument/2006/math" xmlns:v="urn:schemas-microsoft-com:vml" xmlns:wp14="http://schemas.microsoft.com/office/word/2010/wordprocessingDrawing" xmlns:wp="http://schemas.openxmlformats.org/drawingml/2006/wordprocessingDrawing" xmlns:w10="urn:schemas-microsoft-com:office:word" xmlns:w="http://schemas.openxmlformats.org/wordprocessingml/2006/main" xmlns:w14="http://schemas.microsoft.com/office/word/2010/wordml" xmlns:w15="http://schemas.microsoft.com/office/word/2012/wordml" xmlns:w16cex="http://schemas.microsoft.com/office/word/2018/wordml/cex" xmlns:w16cid="http://schemas.microsoft.com/office/word/2016/wordml/cid" xmlns:w16="http://schemas.microsoft.com/office/word/2018/wordml" xmlns:w16sdtdh="http://schemas.microsoft.com/office/word/2020/wordml/sdtdatahash" xmlns:w16se="http://schemas.microsoft.com/office/word/2015/wordml/symex" xmlns:wpg="http://schemas.microsoft.com/office/word/2010/wordprocessingGroup" xmlns:wpi="http://schemas.microsoft.com/office/word/2010/wordprocessingInk" xmlns:wne="http://schemas.microsoft.com/office/word/2006/wordml" xmlns:wps="http://schemas.microsoft.com/office/word/2010/wordprocessingShape" mc:Ignorable="w14 w15 w16se w16cid w16 w16cex w16sdtdh wp14">
+<w:document xmlns:wpc="http://schemas.microsoft.com/office/word/2010/wordprocessingCanvas" xmlns:cx="http://schemas.microsoft.com/office/drawing/2014/chartex" xmlns:cx1="http://schemas.microsoft.com/office/drawing/2015/9/8/chartex" xmlns:cx2="http://schemas.microsoft.com/office/drawing/2015/10/21/chartex" xmlns:cx3="http://schemas.microsoft.com/office/drawing/2016/5/9/chartex" xmlns:cx4="http://schemas.microsoft.com/office/drawing/2016/5/10/chartex" xmlns:cx5="http://schemas.microsoft.com/office/drawing/2016/5/11/chartex" xmlns:cx6="http://schemas.microsoft.com/office/drawing/2016/5/12/chartex" xmlns:cx7="http://schemas.microsoft.com/office/drawing/2016/5/13/chartex" xmlns:cx8="http://schemas.microsoft.com/office/drawing/2016/5/14/chartex" xmlns:mc="http://schemas.openxmlformats.org/markup-compatibility/2006" xmlns:aink="http://schemas.microsoft.com/office/drawing/2016/ink" xmlns:am3d="http://schemas.microsoft.com/office/drawing/2017/model3d" xmlns:o="urn:schemas-microsoft-com:office:office" xmlns:oel="http://schemas.microsoft.com/office/2019/extlst" xmlns:r="http://schemas.openxmlformats.org/officeDocument/2006/relationships" xmlns:m="http://schemas.openxmlformats.org/officeDocument/2006/math" xmlns:v="urn:schemas-microsoft-com:vml" xmlns:wp14="http://schemas.microsoft.com/office/word/2010/wordprocessingDrawing" xmlns:wp="http://schemas.openxmlformats.org/drawingml/2006/wordprocessingDrawing" xmlns:w10="urn:schemas-microsoft-com:office:word" xmlns:w="http://schemas.openxmlformats.org/wordprocessingml/2006/main" xmlns:w14="http://schemas.microsoft.com/office/word/2010/wordml" xmlns:w15="http://schemas.microsoft.com/office/word/2012/wordml" xmlns:w16cex="http://schemas.microsoft.com/office/word/2018/wordml/cex" xmlns:w16cid="http://schemas.microsoft.com/office/word/2016/wordml/cid" xmlns:w16="http://schemas.microsoft.com/office/word/2018/wordml" xmlns:w16sdtdh="http://schemas.microsoft.com/office/word/2020/wordml/sdtdatahash" xmlns:w16se="http://schemas.microsoft.com/office/word/2015/wordml/symex" xmlns:wpg="http://schemas.microsoft.com/office/word/2010/wordprocessingGroup" xmlns:wpi="http://schemas.microsoft.com/office/word/2010/wordprocessingInk" xmlns:wne="http://schemas.microsoft.com/office/word/2006/wordml" xmlns:wps="http://schemas.microsoft.com/office/word/2010/wordprocessingShape" mc:Ignorable="w14 w15 w16se w16cid w16 w16cex w16sdtdh wp14">
   <w:body>
     <w:p>
       <w:pPr>
@@ -390,7 +390,15 @@
                 <w:sz w:val="23"/>
                 <w:szCs w:val="23"/>
               </w:rPr>
-              <w:t>CiudadWork</w:t>
+              <w:t>Ciuda</w:t>
+            </w:r>
+            <w:r>
+              <w:rPr>
+                <w:rFonts w:ascii="Calibri" w:eastAsia="Calibri" w:hAnsi="Calibri" w:cs="Calibri"/>
+                <w:sz w:val="23"/>
+                <w:szCs w:val="23"/>
+              </w:rPr>
+              <w:t>dFirma</w:t>
             </w:r>
             <w:proofErr w:type="spellEnd"/>
             <w:r>
@@ -594,7 +602,17 @@
                 <w:sz w:val="23"/>
                 <w:szCs w:val="23"/>
               </w:rPr>
-              <w:t>FechaContratacion</w:t>
+              <w:t>Fecha</w:t>
+            </w:r>
+            <w:r>
+              <w:rPr>
+                <w:rFonts w:ascii="Calibri" w:eastAsia="Calibri" w:hAnsi="Calibri" w:cs="Calibri"/>
+                <w:b/>
+                <w:bCs/>
+                <w:sz w:val="23"/>
+                <w:szCs w:val="23"/>
+              </w:rPr>
+              <w:t>Ingreso</w:t>
             </w:r>
             <w:proofErr w:type="spellEnd"/>
             <w:r>
@@ -847,7 +865,17 @@
           <w:sz w:val="23"/>
           <w:szCs w:val="23"/>
         </w:rPr>
-        <w:t>CiudadWork</w:t>
+        <w:t>Ciudad</w:t>
+      </w:r>
+      <w:r>
+        <w:rPr>
+          <w:rFonts w:ascii="Calibri" w:eastAsia="Calibri" w:hAnsi="Calibri" w:cs="Calibri"/>
+          <w:b/>
+          <w:bCs/>
+          <w:sz w:val="23"/>
+          <w:szCs w:val="23"/>
+        </w:rPr>
+        <w:t>Expedicion</w:t>
       </w:r>
       <w:proofErr w:type="spellEnd"/>
       <w:r>
@@ -2172,17 +2200,7 @@
           <w:sz w:val="23"/>
           <w:szCs w:val="23"/>
         </w:rPr>
-        <w:t>)</w:t>
-      </w:r>
-      <w:r>
-        <w:rPr>
-          <w:rFonts w:ascii="Calibri" w:eastAsia="Calibri" w:hAnsi="Calibri" w:cs="Calibri"/>
-          <w:b/>
-          <w:bCs/>
-          <w:sz w:val="23"/>
-          <w:szCs w:val="23"/>
-        </w:rPr>
-        <w:t xml:space="preserve"> </w:t>
+        <w:t xml:space="preserve">) </w:t>
       </w:r>
       <w:r>
         <w:rPr>
@@ -6462,9 +6480,8 @@
           <w:sz w:val="23"/>
           <w:szCs w:val="23"/>
         </w:rPr>
-        <w:t>FechaContratacion</w:t>
-      </w:r>
-      <w:proofErr w:type="spellEnd"/>
+        <w:t>Fecha</w:t>
+      </w:r>
       <w:r>
         <w:rPr>
           <w:rFonts w:ascii="Calibri" w:eastAsia="Calibri" w:hAnsi="Calibri" w:cs="Calibri"/>
@@ -6473,13 +6490,42 @@
           <w:sz w:val="23"/>
           <w:szCs w:val="23"/>
         </w:rPr>
-        <w:t xml:space="preserve">]] </w:t>
-      </w:r>
-      <w:r>
-        <w:rPr>
-          <w:rFonts w:ascii="Calibri" w:eastAsia="Calibri" w:hAnsi="Calibri" w:cs="Calibri"/>
-        </w:rPr>
-        <w:t xml:space="preserve">, fecha ésta que las partes consideran como la del comienzo de la vigencia del presente contrato. </w:t>
+        <w:t>Ingreso</w:t>
+      </w:r>
+      <w:proofErr w:type="spellEnd"/>
+      <w:r>
+        <w:rPr>
+          <w:rFonts w:ascii="Calibri" w:eastAsia="Calibri" w:hAnsi="Calibri" w:cs="Calibri"/>
+          <w:b/>
+          <w:bCs/>
+          <w:sz w:val="23"/>
+          <w:szCs w:val="23"/>
+        </w:rPr>
+        <w:t>]</w:t>
+      </w:r>
+      <w:proofErr w:type="gramStart"/>
+      <w:r>
+        <w:rPr>
+          <w:rFonts w:ascii="Calibri" w:eastAsia="Calibri" w:hAnsi="Calibri" w:cs="Calibri"/>
+          <w:b/>
+          <w:bCs/>
+          <w:sz w:val="23"/>
+          <w:szCs w:val="23"/>
+        </w:rPr>
+        <w:t xml:space="preserve">] </w:t>
+      </w:r>
+      <w:r>
+        <w:rPr>
+          <w:rFonts w:ascii="Calibri" w:eastAsia="Calibri" w:hAnsi="Calibri" w:cs="Calibri"/>
+        </w:rPr>
+        <w:t>,</w:t>
+      </w:r>
+      <w:proofErr w:type="gramEnd"/>
+      <w:r>
+        <w:rPr>
+          <w:rFonts w:ascii="Calibri" w:eastAsia="Calibri" w:hAnsi="Calibri" w:cs="Calibri"/>
+        </w:rPr>
+        <w:t xml:space="preserve"> fecha ésta que las partes consideran como la del comienzo de la vigencia del presente contrato. </w:t>
       </w:r>
     </w:p>
     <w:p>
@@ -7795,52 +7841,6 @@
           <w:bCs/>
         </w:rPr>
       </w:pPr>
-      <w:r>
-        <w:rPr>
-          <w:rFonts w:ascii="Calibri" w:eastAsia="Calibri" w:hAnsi="Calibri" w:cs="Calibri"/>
-          <w:b/>
-          <w:bCs/>
-        </w:rPr>
-        <w:t xml:space="preserve">LAURA CRISTINA CERON MUÑOZ                                       </w:t>
-      </w:r>
-      <w:proofErr w:type="gramStart"/>
-      <w:r>
-        <w:rPr>
-          <w:rFonts w:ascii="Calibri" w:eastAsia="Calibri" w:hAnsi="Calibri" w:cs="Calibri"/>
-          <w:b/>
-          <w:bCs/>
-        </w:rPr>
-        <w:t xml:space="preserve">   </w:t>
-      </w:r>
-      <w:r>
-        <w:rPr>
-          <w:rFonts w:ascii="Calibri" w:eastAsia="Calibri" w:hAnsi="Calibri" w:cs="Calibri"/>
-          <w:b/>
-          <w:bCs/>
-          <w:sz w:val="23"/>
-          <w:szCs w:val="23"/>
-        </w:rPr>
-        <w:t>[</w:t>
-      </w:r>
-      <w:proofErr w:type="gramEnd"/>
-      <w:r>
-        <w:rPr>
-          <w:rFonts w:ascii="Calibri" w:eastAsia="Calibri" w:hAnsi="Calibri" w:cs="Calibri"/>
-          <w:b/>
-          <w:bCs/>
-          <w:sz w:val="23"/>
-          <w:szCs w:val="23"/>
-        </w:rPr>
-        <w:t>[Nombre]]</w:t>
-      </w:r>
-      <w:r>
-        <w:rPr>
-          <w:rFonts w:ascii="Calibri" w:eastAsia="Calibri" w:hAnsi="Calibri" w:cs="Calibri"/>
-          <w:b/>
-          <w:bCs/>
-        </w:rPr>
-        <w:t xml:space="preserve"> </w:t>
-      </w:r>
     </w:p>
     <w:p>
       <w:pPr>
@@ -7869,38 +7869,8 @@
           <w:rFonts w:ascii="Calibri" w:eastAsia="Calibri" w:hAnsi="Calibri" w:cs="Calibri"/>
           <w:b/>
           <w:bCs/>
-          <w:lang w:val="en-US"/>
-        </w:rPr>
-      </w:pPr>
-      <w:r>
-        <w:rPr>
-          <w:rFonts w:ascii="Calibri" w:eastAsia="Calibri" w:hAnsi="Calibri" w:cs="Calibri"/>
-          <w:b/>
-          <w:bCs/>
-          <w:lang w:val="en-US"/>
-        </w:rPr>
-        <w:t xml:space="preserve">C.C 52.705.312                                                                         C.C </w:t>
-      </w:r>
-      <w:r>
-        <w:rPr>
-          <w:rFonts w:ascii="Calibri" w:eastAsia="Calibri" w:hAnsi="Calibri" w:cs="Calibri"/>
-          <w:b/>
-          <w:bCs/>
-          <w:sz w:val="23"/>
-          <w:szCs w:val="23"/>
-          <w:lang w:val="en-US"/>
-        </w:rPr>
-        <w:t>[[Cedula]]</w:t>
-      </w:r>
-      <w:r>
-        <w:rPr>
-          <w:rFonts w:ascii="Calibri" w:eastAsia="Calibri" w:hAnsi="Calibri" w:cs="Calibri"/>
-          <w:b/>
-          <w:bCs/>
-          <w:lang w:val="en-US"/>
-        </w:rPr>
-        <w:t xml:space="preserve"> </w:t>
-      </w:r>
+        </w:rPr>
+      </w:pPr>
     </w:p>
     <w:p>
       <w:pPr>
@@ -7929,9 +7899,54 @@
           <w:rFonts w:ascii="Calibri" w:eastAsia="Calibri" w:hAnsi="Calibri" w:cs="Calibri"/>
           <w:b/>
           <w:bCs/>
-          <w:lang w:val="en-US"/>
-        </w:rPr>
-      </w:pPr>
+        </w:rPr>
+      </w:pPr>
+      <w:r>
+        <w:rPr>
+          <w:rFonts w:ascii="Calibri" w:eastAsia="Calibri" w:hAnsi="Calibri" w:cs="Calibri"/>
+          <w:b/>
+          <w:bCs/>
+        </w:rPr>
+        <w:t xml:space="preserve">LAURA CRISTINA CERON MUÑOZ                                       </w:t>
+      </w:r>
+      <w:proofErr w:type="gramStart"/>
+      <w:r>
+        <w:rPr>
+          <w:rFonts w:ascii="Calibri" w:eastAsia="Calibri" w:hAnsi="Calibri" w:cs="Calibri"/>
+          <w:b/>
+          <w:bCs/>
+        </w:rPr>
+        <w:t xml:space="preserve">   </w:t>
+      </w:r>
+      <w:r>
+        <w:rPr>
+          <w:rFonts w:ascii="Calibri" w:eastAsia="Calibri" w:hAnsi="Calibri" w:cs="Calibri"/>
+          <w:b/>
+          <w:bCs/>
+          <w:sz w:val="23"/>
+          <w:szCs w:val="23"/>
+        </w:rPr>
+        <w:t>[</w:t>
+      </w:r>
+      <w:proofErr w:type="gramEnd"/>
+      <w:r>
+        <w:rPr>
+          <w:rFonts w:ascii="Calibri" w:eastAsia="Calibri" w:hAnsi="Calibri" w:cs="Calibri"/>
+          <w:b/>
+          <w:bCs/>
+          <w:sz w:val="23"/>
+          <w:szCs w:val="23"/>
+        </w:rPr>
+        <w:t>[Nombre]]</w:t>
+      </w:r>
+      <w:r>
+        <w:rPr>
+          <w:rFonts w:ascii="Calibri" w:eastAsia="Calibri" w:hAnsi="Calibri" w:cs="Calibri"/>
+          <w:b/>
+          <w:bCs/>
+        </w:rPr>
+        <w:t xml:space="preserve"> </w:t>
+      </w:r>
     </w:p>
     <w:p>
       <w:pPr>
@@ -7963,6 +7978,35 @@
           <w:lang w:val="en-US"/>
         </w:rPr>
       </w:pPr>
+      <w:r>
+        <w:rPr>
+          <w:rFonts w:ascii="Calibri" w:eastAsia="Calibri" w:hAnsi="Calibri" w:cs="Calibri"/>
+          <w:b/>
+          <w:bCs/>
+          <w:lang w:val="en-US"/>
+        </w:rPr>
+        <w:t xml:space="preserve">C.C 52.705.312                                                                         C.C </w:t>
+      </w:r>
+      <w:r>
+        <w:rPr>
+          <w:rFonts w:ascii="Calibri" w:eastAsia="Calibri" w:hAnsi="Calibri" w:cs="Calibri"/>
+          <w:b/>
+          <w:bCs/>
+          <w:sz w:val="23"/>
+          <w:szCs w:val="23"/>
+          <w:lang w:val="en-US"/>
+        </w:rPr>
+        <w:t>[[Cedula]]</w:t>
+      </w:r>
+      <w:r>
+        <w:rPr>
+          <w:rFonts w:ascii="Calibri" w:eastAsia="Calibri" w:hAnsi="Calibri" w:cs="Calibri"/>
+          <w:b/>
+          <w:bCs/>
+          <w:lang w:val="en-US"/>
+        </w:rPr>
+        <w:t xml:space="preserve"> </w:t>
+      </w:r>
     </w:p>
     <w:p>
       <w:pPr>
@@ -7991,6 +8035,68 @@
           <w:rFonts w:ascii="Calibri" w:eastAsia="Calibri" w:hAnsi="Calibri" w:cs="Calibri"/>
           <w:b/>
           <w:bCs/>
+          <w:lang w:val="en-US"/>
+        </w:rPr>
+      </w:pPr>
+    </w:p>
+    <w:p>
+      <w:pPr>
+        <w:widowControl/>
+        <w:tabs>
+          <w:tab w:val="left" w:pos="709"/>
+          <w:tab w:val="left" w:pos="1418"/>
+          <w:tab w:val="left" w:pos="2127"/>
+          <w:tab w:val="left" w:pos="2836"/>
+          <w:tab w:val="left" w:pos="3545"/>
+          <w:tab w:val="left" w:pos="4254"/>
+          <w:tab w:val="left" w:pos="4963"/>
+          <w:tab w:val="left" w:pos="5672"/>
+          <w:tab w:val="left" w:pos="6381"/>
+          <w:tab w:val="left" w:pos="7090"/>
+          <w:tab w:val="left" w:pos="7799"/>
+          <w:tab w:val="left" w:pos="8508"/>
+          <w:tab w:val="left" w:pos="9217"/>
+          <w:tab w:val="left" w:pos="9926"/>
+          <w:tab w:val="left" w:pos="10635"/>
+          <w:tab w:val="left" w:pos="11344"/>
+          <w:tab w:val="left" w:pos="12053"/>
+        </w:tabs>
+        <w:jc w:val="both"/>
+        <w:rPr>
+          <w:rFonts w:ascii="Calibri" w:eastAsia="Calibri" w:hAnsi="Calibri" w:cs="Calibri"/>
+          <w:b/>
+          <w:bCs/>
+          <w:lang w:val="en-US"/>
+        </w:rPr>
+      </w:pPr>
+    </w:p>
+    <w:p>
+      <w:pPr>
+        <w:widowControl/>
+        <w:tabs>
+          <w:tab w:val="left" w:pos="709"/>
+          <w:tab w:val="left" w:pos="1418"/>
+          <w:tab w:val="left" w:pos="2127"/>
+          <w:tab w:val="left" w:pos="2836"/>
+          <w:tab w:val="left" w:pos="3545"/>
+          <w:tab w:val="left" w:pos="4254"/>
+          <w:tab w:val="left" w:pos="4963"/>
+          <w:tab w:val="left" w:pos="5672"/>
+          <w:tab w:val="left" w:pos="6381"/>
+          <w:tab w:val="left" w:pos="7090"/>
+          <w:tab w:val="left" w:pos="7799"/>
+          <w:tab w:val="left" w:pos="8508"/>
+          <w:tab w:val="left" w:pos="9217"/>
+          <w:tab w:val="left" w:pos="9926"/>
+          <w:tab w:val="left" w:pos="10635"/>
+          <w:tab w:val="left" w:pos="11344"/>
+          <w:tab w:val="left" w:pos="12053"/>
+        </w:tabs>
+        <w:jc w:val="both"/>
+        <w:rPr>
+          <w:rFonts w:ascii="Calibri" w:eastAsia="Calibri" w:hAnsi="Calibri" w:cs="Calibri"/>
+          <w:b/>
+          <w:bCs/>
         </w:rPr>
       </w:pPr>
       <w:r>
@@ -8091,7 +8197,7 @@
 </file>
 
 <file path=word/endnotes.xml><?xml version="1.0" encoding="utf-8"?>
-<w:endnotes xmlns:wpc="http://schemas.microsoft.com/office/word/2010/wordprocessingCanvas" xmlns:cx="http://schemas.microsoft.com/office/drawing/2014/chartex" xmlns:cx1="http://schemas.microsoft.com/office/drawing/2015/9/8/chartex" xmlns:cx2="http://schemas.microsoft.com/office/drawing/2015/10/21/chartex" xmlns:cx3="http://schemas.microsoft.com/office/drawing/2016/5/9/chartex" xmlns:cx4="http://schemas.microsoft.com/office/drawing/2016/5/10/chartex" xmlns:cx5="http://schemas.microsoft.com/office/drawing/2016/5/11/chartex" xmlns:cx6="http://schemas.microsoft.com/office/drawing/2016/5/12/chartex" xmlns:cx7="http://schemas.microsoft.com/office/drawing/2016/5/13/chartex" xmlns:cx8="http://schemas.microsoft.com/office/drawing/2016/5/14/chartex" xmlns:mc="http://schemas.openxmlformats.org/markup-compatibility/2006" xmlns:aink="http://schemas.microsoft.com/office/drawing/2016/ink" xmlns:am3d="http://schemas.microsoft.com/office/drawing/2017/model3d" xmlns:o="urn:schemas-microsoft-com:office:office" xmlns:r="http://schemas.openxmlformats.org/officeDocument/2006/relationships" xmlns:m="http://schemas.openxmlformats.org/officeDocument/2006/math" xmlns:v="urn:schemas-microsoft-com:vml" xmlns:wp14="http://schemas.microsoft.com/office/word/2010/wordprocessingDrawing" xmlns:wp="http://schemas.openxmlformats.org/drawingml/2006/wordprocessingDrawing" xmlns:w10="urn:schemas-microsoft-com:office:word" xmlns:w="http://schemas.openxmlformats.org/wordprocessingml/2006/main" xmlns:w14="http://schemas.microsoft.com/office/word/2010/wordml" xmlns:w15="http://schemas.microsoft.com/office/word/2012/wordml" xmlns:w16cex="http://schemas.microsoft.com/office/word/2018/wordml/cex" xmlns:w16cid="http://schemas.microsoft.com/office/word/2016/wordml/cid" xmlns:w16="http://schemas.microsoft.com/office/word/2018/wordml" xmlns:w16sdtdh="http://schemas.microsoft.com/office/word/2020/wordml/sdtdatahash" xmlns:w16se="http://schemas.microsoft.com/office/word/2015/wordml/symex" xmlns:wpg="http://schemas.microsoft.com/office/word/2010/wordprocessingGroup" xmlns:wpi="http://schemas.microsoft.com/office/word/2010/wordprocessingInk" xmlns:wne="http://schemas.microsoft.com/office/word/2006/wordml" xmlns:wps="http://schemas.microsoft.com/office/word/2010/wordprocessingShape" mc:Ignorable="w14 w15 w16se w16cid w16 w16cex w16sdtdh wp14">
+<w:endnotes xmlns:wpc="http://schemas.microsoft.com/office/word/2010/wordprocessingCanvas" xmlns:cx="http://schemas.microsoft.com/office/drawing/2014/chartex" xmlns:cx1="http://schemas.microsoft.com/office/drawing/2015/9/8/chartex" xmlns:cx2="http://schemas.microsoft.com/office/drawing/2015/10/21/chartex" xmlns:cx3="http://schemas.microsoft.com/office/drawing/2016/5/9/chartex" xmlns:cx4="http://schemas.microsoft.com/office/drawing/2016/5/10/chartex" xmlns:cx5="http://schemas.microsoft.com/office/drawing/2016/5/11/chartex" xmlns:cx6="http://schemas.microsoft.com/office/drawing/2016/5/12/chartex" xmlns:cx7="http://schemas.microsoft.com/office/drawing/2016/5/13/chartex" xmlns:cx8="http://schemas.microsoft.com/office/drawing/2016/5/14/chartex" xmlns:mc="http://schemas.openxmlformats.org/markup-compatibility/2006" xmlns:aink="http://schemas.microsoft.com/office/drawing/2016/ink" xmlns:am3d="http://schemas.microsoft.com/office/drawing/2017/model3d" xmlns:o="urn:schemas-microsoft-com:office:office" xmlns:oel="http://schemas.microsoft.com/office/2019/extlst" xmlns:r="http://schemas.openxmlformats.org/officeDocument/2006/relationships" xmlns:m="http://schemas.openxmlformats.org/officeDocument/2006/math" xmlns:v="urn:schemas-microsoft-com:vml" xmlns:wp14="http://schemas.microsoft.com/office/word/2010/wordprocessingDrawing" xmlns:wp="http://schemas.openxmlformats.org/drawingml/2006/wordprocessingDrawing" xmlns:w10="urn:schemas-microsoft-com:office:word" xmlns:w="http://schemas.openxmlformats.org/wordprocessingml/2006/main" xmlns:w14="http://schemas.microsoft.com/office/word/2010/wordml" xmlns:w15="http://schemas.microsoft.com/office/word/2012/wordml" xmlns:w16cex="http://schemas.microsoft.com/office/word/2018/wordml/cex" xmlns:w16cid="http://schemas.microsoft.com/office/word/2016/wordml/cid" xmlns:w16="http://schemas.microsoft.com/office/word/2018/wordml" xmlns:w16sdtdh="http://schemas.microsoft.com/office/word/2020/wordml/sdtdatahash" xmlns:w16se="http://schemas.microsoft.com/office/word/2015/wordml/symex" xmlns:wpg="http://schemas.microsoft.com/office/word/2010/wordprocessingGroup" xmlns:wpi="http://schemas.microsoft.com/office/word/2010/wordprocessingInk" xmlns:wne="http://schemas.microsoft.com/office/word/2006/wordml" xmlns:wps="http://schemas.microsoft.com/office/word/2010/wordprocessingShape" mc:Ignorable="w14 w15 w16se w16cid w16 w16cex w16sdtdh wp14">
   <w:endnote w:type="separator" w:id="-1">
     <w:p>
       <w:r>
@@ -8110,7 +8216,7 @@
 </file>
 
 <file path=word/footer1.xml><?xml version="1.0" encoding="utf-8"?>
-<w:ftr xmlns:wpc="http://schemas.microsoft.com/office/word/2010/wordprocessingCanvas" xmlns:cx="http://schemas.microsoft.com/office/drawing/2014/chartex" xmlns:cx1="http://schemas.microsoft.com/office/drawing/2015/9/8/chartex" xmlns:cx2="http://schemas.microsoft.com/office/drawing/2015/10/21/chartex" xmlns:cx3="http://schemas.microsoft.com/office/drawing/2016/5/9/chartex" xmlns:cx4="http://schemas.microsoft.com/office/drawing/2016/5/10/chartex" xmlns:cx5="http://schemas.microsoft.com/office/drawing/2016/5/11/chartex" xmlns:cx6="http://schemas.microsoft.com/office/drawing/2016/5/12/chartex" xmlns:cx7="http://schemas.microsoft.com/office/drawing/2016/5/13/chartex" xmlns:cx8="http://schemas.microsoft.com/office/drawing/2016/5/14/chartex" xmlns:mc="http://schemas.openxmlformats.org/markup-compatibility/2006" xmlns:aink="http://schemas.microsoft.com/office/drawing/2016/ink" xmlns:am3d="http://schemas.microsoft.com/office/drawing/2017/model3d" xmlns:o="urn:schemas-microsoft-com:office:office" xmlns:r="http://schemas.openxmlformats.org/officeDocument/2006/relationships" xmlns:m="http://schemas.openxmlformats.org/officeDocument/2006/math" xmlns:v="urn:schemas-microsoft-com:vml" xmlns:wp14="http://schemas.microsoft.com/office/word/2010/wordprocessingDrawing" xmlns:wp="http://schemas.openxmlformats.org/drawingml/2006/wordprocessingDrawing" xmlns:w10="urn:schemas-microsoft-com:office:word" xmlns:w="http://schemas.openxmlformats.org/wordprocessingml/2006/main" xmlns:w14="http://schemas.microsoft.com/office/word/2010/wordml" xmlns:w15="http://schemas.microsoft.com/office/word/2012/wordml" xmlns:w16cex="http://schemas.microsoft.com/office/word/2018/wordml/cex" xmlns:w16cid="http://schemas.microsoft.com/office/word/2016/wordml/cid" xmlns:w16="http://schemas.microsoft.com/office/word/2018/wordml" xmlns:w16sdtdh="http://schemas.microsoft.com/office/word/2020/wordml/sdtdatahash" xmlns:w16se="http://schemas.microsoft.com/office/word/2015/wordml/symex" xmlns:wpg="http://schemas.microsoft.com/office/word/2010/wordprocessingGroup" xmlns:wpi="http://schemas.microsoft.com/office/word/2010/wordprocessingInk" xmlns:wne="http://schemas.microsoft.com/office/word/2006/wordml" xmlns:wps="http://schemas.microsoft.com/office/word/2010/wordprocessingShape" mc:Ignorable="w14 w15 w16se w16cid w16 w16cex w16sdtdh wp14">
+<w:ftr xmlns:wpc="http://schemas.microsoft.com/office/word/2010/wordprocessingCanvas" xmlns:cx="http://schemas.microsoft.com/office/drawing/2014/chartex" xmlns:cx1="http://schemas.microsoft.com/office/drawing/2015/9/8/chartex" xmlns:cx2="http://schemas.microsoft.com/office/drawing/2015/10/21/chartex" xmlns:cx3="http://schemas.microsoft.com/office/drawing/2016/5/9/chartex" xmlns:cx4="http://schemas.microsoft.com/office/drawing/2016/5/10/chartex" xmlns:cx5="http://schemas.microsoft.com/office/drawing/2016/5/11/chartex" xmlns:cx6="http://schemas.microsoft.com/office/drawing/2016/5/12/chartex" xmlns:cx7="http://schemas.microsoft.com/office/drawing/2016/5/13/chartex" xmlns:cx8="http://schemas.microsoft.com/office/drawing/2016/5/14/chartex" xmlns:mc="http://schemas.openxmlformats.org/markup-compatibility/2006" xmlns:aink="http://schemas.microsoft.com/office/drawing/2016/ink" xmlns:am3d="http://schemas.microsoft.com/office/drawing/2017/model3d" xmlns:o="urn:schemas-microsoft-com:office:office" xmlns:oel="http://schemas.microsoft.com/office/2019/extlst" xmlns:r="http://schemas.openxmlformats.org/officeDocument/2006/relationships" xmlns:m="http://schemas.openxmlformats.org/officeDocument/2006/math" xmlns:v="urn:schemas-microsoft-com:vml" xmlns:wp14="http://schemas.microsoft.com/office/word/2010/wordprocessingDrawing" xmlns:wp="http://schemas.openxmlformats.org/drawingml/2006/wordprocessingDrawing" xmlns:w10="urn:schemas-microsoft-com:office:word" xmlns:w="http://schemas.openxmlformats.org/wordprocessingml/2006/main" xmlns:w14="http://schemas.microsoft.com/office/word/2010/wordml" xmlns:w15="http://schemas.microsoft.com/office/word/2012/wordml" xmlns:w16cex="http://schemas.microsoft.com/office/word/2018/wordml/cex" xmlns:w16cid="http://schemas.microsoft.com/office/word/2016/wordml/cid" xmlns:w16="http://schemas.microsoft.com/office/word/2018/wordml" xmlns:w16sdtdh="http://schemas.microsoft.com/office/word/2020/wordml/sdtdatahash" xmlns:w16se="http://schemas.microsoft.com/office/word/2015/wordml/symex" xmlns:wpg="http://schemas.microsoft.com/office/word/2010/wordprocessingGroup" xmlns:wpi="http://schemas.microsoft.com/office/word/2010/wordprocessingInk" xmlns:wne="http://schemas.microsoft.com/office/word/2006/wordml" xmlns:wps="http://schemas.microsoft.com/office/word/2010/wordprocessingShape" mc:Ignorable="w14 w15 w16se w16cid w16 w16cex w16sdtdh wp14">
   <w:p>
     <w:pPr>
       <w:pBdr>
@@ -8201,7 +8307,7 @@
 </file>
 
 <file path=word/footnotes.xml><?xml version="1.0" encoding="utf-8"?>
-<w:footnotes xmlns:wpc="http://schemas.microsoft.com/office/word/2010/wordprocessingCanvas" xmlns:cx="http://schemas.microsoft.com/office/drawing/2014/chartex" xmlns:cx1="http://schemas.microsoft.com/office/drawing/2015/9/8/chartex" xmlns:cx2="http://schemas.microsoft.com/office/drawing/2015/10/21/chartex" xmlns:cx3="http://schemas.microsoft.com/office/drawing/2016/5/9/chartex" xmlns:cx4="http://schemas.microsoft.com/office/drawing/2016/5/10/chartex" xmlns:cx5="http://schemas.microsoft.com/office/drawing/2016/5/11/chartex" xmlns:cx6="http://schemas.microsoft.com/office/drawing/2016/5/12/chartex" xmlns:cx7="http://schemas.microsoft.com/office/drawing/2016/5/13/chartex" xmlns:cx8="http://schemas.microsoft.com/office/drawing/2016/5/14/chartex" xmlns:mc="http://schemas.openxmlformats.org/markup-compatibility/2006" xmlns:aink="http://schemas.microsoft.com/office/drawing/2016/ink" xmlns:am3d="http://schemas.microsoft.com/office/drawing/2017/model3d" xmlns:o="urn:schemas-microsoft-com:office:office" xmlns:r="http://schemas.openxmlformats.org/officeDocument/2006/relationships" xmlns:m="http://schemas.openxmlformats.org/officeDocument/2006/math" xmlns:v="urn:schemas-microsoft-com:vml" xmlns:wp14="http://schemas.microsoft.com/office/word/2010/wordprocessingDrawing" xmlns:wp="http://schemas.openxmlformats.org/drawingml/2006/wordprocessingDrawing" xmlns:w10="urn:schemas-microsoft-com:office:word" xmlns:w="http://schemas.openxmlformats.org/wordprocessingml/2006/main" xmlns:w14="http://schemas.microsoft.com/office/word/2010/wordml" xmlns:w15="http://schemas.microsoft.com/office/word/2012/wordml" xmlns:w16cex="http://schemas.microsoft.com/office/word/2018/wordml/cex" xmlns:w16cid="http://schemas.microsoft.com/office/word/2016/wordml/cid" xmlns:w16="http://schemas.microsoft.com/office/word/2018/wordml" xmlns:w16sdtdh="http://schemas.microsoft.com/office/word/2020/wordml/sdtdatahash" xmlns:w16se="http://schemas.microsoft.com/office/word/2015/wordml/symex" xmlns:wpg="http://schemas.microsoft.com/office/word/2010/wordprocessingGroup" xmlns:wpi="http://schemas.microsoft.com/office/word/2010/wordprocessingInk" xmlns:wne="http://schemas.microsoft.com/office/word/2006/wordml" xmlns:wps="http://schemas.microsoft.com/office/word/2010/wordprocessingShape" mc:Ignorable="w14 w15 w16se w16cid w16 w16cex w16sdtdh wp14">
+<w:footnotes xmlns:wpc="http://schemas.microsoft.com/office/word/2010/wordprocessingCanvas" xmlns:cx="http://schemas.microsoft.com/office/drawing/2014/chartex" xmlns:cx1="http://schemas.microsoft.com/office/drawing/2015/9/8/chartex" xmlns:cx2="http://schemas.microsoft.com/office/drawing/2015/10/21/chartex" xmlns:cx3="http://schemas.microsoft.com/office/drawing/2016/5/9/chartex" xmlns:cx4="http://schemas.microsoft.com/office/drawing/2016/5/10/chartex" xmlns:cx5="http://schemas.microsoft.com/office/drawing/2016/5/11/chartex" xmlns:cx6="http://schemas.microsoft.com/office/drawing/2016/5/12/chartex" xmlns:cx7="http://schemas.microsoft.com/office/drawing/2016/5/13/chartex" xmlns:cx8="http://schemas.microsoft.com/office/drawing/2016/5/14/chartex" xmlns:mc="http://schemas.openxmlformats.org/markup-compatibility/2006" xmlns:aink="http://schemas.microsoft.com/office/drawing/2016/ink" xmlns:am3d="http://schemas.microsoft.com/office/drawing/2017/model3d" xmlns:o="urn:schemas-microsoft-com:office:office" xmlns:oel="http://schemas.microsoft.com/office/2019/extlst" xmlns:r="http://schemas.openxmlformats.org/officeDocument/2006/relationships" xmlns:m="http://schemas.openxmlformats.org/officeDocument/2006/math" xmlns:v="urn:schemas-microsoft-com:vml" xmlns:wp14="http://schemas.microsoft.com/office/word/2010/wordprocessingDrawing" xmlns:wp="http://schemas.openxmlformats.org/drawingml/2006/wordprocessingDrawing" xmlns:w10="urn:schemas-microsoft-com:office:word" xmlns:w="http://schemas.openxmlformats.org/wordprocessingml/2006/main" xmlns:w14="http://schemas.microsoft.com/office/word/2010/wordml" xmlns:w15="http://schemas.microsoft.com/office/word/2012/wordml" xmlns:w16cex="http://schemas.microsoft.com/office/word/2018/wordml/cex" xmlns:w16cid="http://schemas.microsoft.com/office/word/2016/wordml/cid" xmlns:w16="http://schemas.microsoft.com/office/word/2018/wordml" xmlns:w16sdtdh="http://schemas.microsoft.com/office/word/2020/wordml/sdtdatahash" xmlns:w16se="http://schemas.microsoft.com/office/word/2015/wordml/symex" xmlns:wpg="http://schemas.microsoft.com/office/word/2010/wordprocessingGroup" xmlns:wpi="http://schemas.microsoft.com/office/word/2010/wordprocessingInk" xmlns:wne="http://schemas.microsoft.com/office/word/2006/wordml" xmlns:wps="http://schemas.microsoft.com/office/word/2010/wordprocessingShape" mc:Ignorable="w14 w15 w16se w16cid w16 w16cex w16sdtdh wp14">
   <w:footnote w:type="separator" w:id="-1">
     <w:p>
       <w:r>
@@ -8220,7 +8326,7 @@
 </file>
 
 <file path=word/header1.xml><?xml version="1.0" encoding="utf-8"?>
-<w:hdr xmlns:wpc="http://schemas.microsoft.com/office/word/2010/wordprocessingCanvas" xmlns:cx="http://schemas.microsoft.com/office/drawing/2014/chartex" xmlns:cx1="http://schemas.microsoft.com/office/drawing/2015/9/8/chartex" xmlns:cx2="http://schemas.microsoft.com/office/drawing/2015/10/21/chartex" xmlns:cx3="http://schemas.microsoft.com/office/drawing/2016/5/9/chartex" xmlns:cx4="http://schemas.microsoft.com/office/drawing/2016/5/10/chartex" xmlns:cx5="http://schemas.microsoft.com/office/drawing/2016/5/11/chartex" xmlns:cx6="http://schemas.microsoft.com/office/drawing/2016/5/12/chartex" xmlns:cx7="http://schemas.microsoft.com/office/drawing/2016/5/13/chartex" xmlns:cx8="http://schemas.microsoft.com/office/drawing/2016/5/14/chartex" xmlns:mc="http://schemas.openxmlformats.org/markup-compatibility/2006" xmlns:aink="http://schemas.microsoft.com/office/drawing/2016/ink" xmlns:am3d="http://schemas.microsoft.com/office/drawing/2017/model3d" xmlns:o="urn:schemas-microsoft-com:office:office" xmlns:r="http://schemas.openxmlformats.org/officeDocument/2006/relationships" xmlns:m="http://schemas.openxmlformats.org/officeDocument/2006/math" xmlns:v="urn:schemas-microsoft-com:vml" xmlns:wp14="http://schemas.microsoft.com/office/word/2010/wordprocessingDrawing" xmlns:wp="http://schemas.openxmlformats.org/drawingml/2006/wordprocessingDrawing" xmlns:w10="urn:schemas-microsoft-com:office:word" xmlns:w="http://schemas.openxmlformats.org/wordprocessingml/2006/main" xmlns:w14="http://schemas.microsoft.com/office/word/2010/wordml" xmlns:w15="http://schemas.microsoft.com/office/word/2012/wordml" xmlns:w16cex="http://schemas.microsoft.com/office/word/2018/wordml/cex" xmlns:w16cid="http://schemas.microsoft.com/office/word/2016/wordml/cid" xmlns:w16="http://schemas.microsoft.com/office/word/2018/wordml" xmlns:w16sdtdh="http://schemas.microsoft.com/office/word/2020/wordml/sdtdatahash" xmlns:w16se="http://schemas.microsoft.com/office/word/2015/wordml/symex" xmlns:wpg="http://schemas.microsoft.com/office/word/2010/wordprocessingGroup" xmlns:wpi="http://schemas.microsoft.com/office/word/2010/wordprocessingInk" xmlns:wne="http://schemas.microsoft.com/office/word/2006/wordml" xmlns:wps="http://schemas.microsoft.com/office/word/2010/wordprocessingShape" mc:Ignorable="w14 w15 w16se w16cid w16 w16cex w16sdtdh wp14">
+<w:hdr xmlns:wpc="http://schemas.microsoft.com/office/word/2010/wordprocessingCanvas" xmlns:cx="http://schemas.microsoft.com/office/drawing/2014/chartex" xmlns:cx1="http://schemas.microsoft.com/office/drawing/2015/9/8/chartex" xmlns:cx2="http://schemas.microsoft.com/office/drawing/2015/10/21/chartex" xmlns:cx3="http://schemas.microsoft.com/office/drawing/2016/5/9/chartex" xmlns:cx4="http://schemas.microsoft.com/office/drawing/2016/5/10/chartex" xmlns:cx5="http://schemas.microsoft.com/office/drawing/2016/5/11/chartex" xmlns:cx6="http://schemas.microsoft.com/office/drawing/2016/5/12/chartex" xmlns:cx7="http://schemas.microsoft.com/office/drawing/2016/5/13/chartex" xmlns:cx8="http://schemas.microsoft.com/office/drawing/2016/5/14/chartex" xmlns:mc="http://schemas.openxmlformats.org/markup-compatibility/2006" xmlns:aink="http://schemas.microsoft.com/office/drawing/2016/ink" xmlns:am3d="http://schemas.microsoft.com/office/drawing/2017/model3d" xmlns:o="urn:schemas-microsoft-com:office:office" xmlns:oel="http://schemas.microsoft.com/office/2019/extlst" xmlns:r="http://schemas.openxmlformats.org/officeDocument/2006/relationships" xmlns:m="http://schemas.openxmlformats.org/officeDocument/2006/math" xmlns:v="urn:schemas-microsoft-com:vml" xmlns:wp14="http://schemas.microsoft.com/office/word/2010/wordprocessingDrawing" xmlns:wp="http://schemas.openxmlformats.org/drawingml/2006/wordprocessingDrawing" xmlns:w10="urn:schemas-microsoft-com:office:word" xmlns:w="http://schemas.openxmlformats.org/wordprocessingml/2006/main" xmlns:w14="http://schemas.microsoft.com/office/word/2010/wordml" xmlns:w15="http://schemas.microsoft.com/office/word/2012/wordml" xmlns:w16cex="http://schemas.microsoft.com/office/word/2018/wordml/cex" xmlns:w16cid="http://schemas.microsoft.com/office/word/2016/wordml/cid" xmlns:w16="http://schemas.microsoft.com/office/word/2018/wordml" xmlns:w16sdtdh="http://schemas.microsoft.com/office/word/2020/wordml/sdtdatahash" xmlns:w16se="http://schemas.microsoft.com/office/word/2015/wordml/symex" xmlns:wpg="http://schemas.microsoft.com/office/word/2010/wordprocessingGroup" xmlns:wpi="http://schemas.microsoft.com/office/word/2010/wordprocessingInk" xmlns:wne="http://schemas.microsoft.com/office/word/2006/wordml" xmlns:wps="http://schemas.microsoft.com/office/word/2010/wordprocessingShape" mc:Ignorable="w14 w15 w16se w16cid w16 w16cex w16sdtdh wp14">
   <w:p>
     <w:pPr>
       <w:tabs>
@@ -8426,7 +8532,7 @@
 </file>
 
 <file path=word/numbering.xml><?xml version="1.0" encoding="utf-8"?>
-<w:numbering xmlns:wpc="http://schemas.microsoft.com/office/word/2010/wordprocessingCanvas" xmlns:cx="http://schemas.microsoft.com/office/drawing/2014/chartex" xmlns:cx1="http://schemas.microsoft.com/office/drawing/2015/9/8/chartex" xmlns:cx2="http://schemas.microsoft.com/office/drawing/2015/10/21/chartex" xmlns:cx3="http://schemas.microsoft.com/office/drawing/2016/5/9/chartex" xmlns:cx4="http://schemas.microsoft.com/office/drawing/2016/5/10/chartex" xmlns:cx5="http://schemas.microsoft.com/office/drawing/2016/5/11/chartex" xmlns:cx6="http://schemas.microsoft.com/office/drawing/2016/5/12/chartex" xmlns:cx7="http://schemas.microsoft.com/office/drawing/2016/5/13/chartex" xmlns:cx8="http://schemas.microsoft.com/office/drawing/2016/5/14/chartex" xmlns:mc="http://schemas.openxmlformats.org/markup-compatibility/2006" xmlns:aink="http://schemas.microsoft.com/office/drawing/2016/ink" xmlns:am3d="http://schemas.microsoft.com/office/drawing/2017/model3d" xmlns:o="urn:schemas-microsoft-com:office:office" xmlns:r="http://schemas.openxmlformats.org/officeDocument/2006/relationships" xmlns:m="http://schemas.openxmlformats.org/officeDocument/2006/math" xmlns:v="urn:schemas-microsoft-com:vml" xmlns:wp14="http://schemas.microsoft.com/office/word/2010/wordprocessingDrawing" xmlns:wp="http://schemas.openxmlformats.org/drawingml/2006/wordprocessingDrawing" xmlns:w10="urn:schemas-microsoft-com:office:word" xmlns:w="http://schemas.openxmlformats.org/wordprocessingml/2006/main" xmlns:w14="http://schemas.microsoft.com/office/word/2010/wordml" xmlns:w15="http://schemas.microsoft.com/office/word/2012/wordml" xmlns:w16cex="http://schemas.microsoft.com/office/word/2018/wordml/cex" xmlns:w16cid="http://schemas.microsoft.com/office/word/2016/wordml/cid" xmlns:w16="http://schemas.microsoft.com/office/word/2018/wordml" xmlns:w16sdtdh="http://schemas.microsoft.com/office/word/2020/wordml/sdtdatahash" xmlns:w16se="http://schemas.microsoft.com/office/word/2015/wordml/symex" xmlns:wpg="http://schemas.microsoft.com/office/word/2010/wordprocessingGroup" xmlns:wpi="http://schemas.microsoft.com/office/word/2010/wordprocessingInk" xmlns:wne="http://schemas.microsoft.com/office/word/2006/wordml" xmlns:wps="http://schemas.microsoft.com/office/word/2010/wordprocessingShape" mc:Ignorable="w14 w15 w16se w16cid w16 w16cex w16sdtdh wp14">
+<w:numbering xmlns:wpc="http://schemas.microsoft.com/office/word/2010/wordprocessingCanvas" xmlns:cx="http://schemas.microsoft.com/office/drawing/2014/chartex" xmlns:cx1="http://schemas.microsoft.com/office/drawing/2015/9/8/chartex" xmlns:cx2="http://schemas.microsoft.com/office/drawing/2015/10/21/chartex" xmlns:cx3="http://schemas.microsoft.com/office/drawing/2016/5/9/chartex" xmlns:cx4="http://schemas.microsoft.com/office/drawing/2016/5/10/chartex" xmlns:cx5="http://schemas.microsoft.com/office/drawing/2016/5/11/chartex" xmlns:cx6="http://schemas.microsoft.com/office/drawing/2016/5/12/chartex" xmlns:cx7="http://schemas.microsoft.com/office/drawing/2016/5/13/chartex" xmlns:cx8="http://schemas.microsoft.com/office/drawing/2016/5/14/chartex" xmlns:mc="http://schemas.openxmlformats.org/markup-compatibility/2006" xmlns:aink="http://schemas.microsoft.com/office/drawing/2016/ink" xmlns:am3d="http://schemas.microsoft.com/office/drawing/2017/model3d" xmlns:o="urn:schemas-microsoft-com:office:office" xmlns:oel="http://schemas.microsoft.com/office/2019/extlst" xmlns:r="http://schemas.openxmlformats.org/officeDocument/2006/relationships" xmlns:m="http://schemas.openxmlformats.org/officeDocument/2006/math" xmlns:v="urn:schemas-microsoft-com:vml" xmlns:wp14="http://schemas.microsoft.com/office/word/2010/wordprocessingDrawing" xmlns:wp="http://schemas.openxmlformats.org/drawingml/2006/wordprocessingDrawing" xmlns:w10="urn:schemas-microsoft-com:office:word" xmlns:w="http://schemas.openxmlformats.org/wordprocessingml/2006/main" xmlns:w14="http://schemas.microsoft.com/office/word/2010/wordml" xmlns:w15="http://schemas.microsoft.com/office/word/2012/wordml" xmlns:w16cex="http://schemas.microsoft.com/office/word/2018/wordml/cex" xmlns:w16cid="http://schemas.microsoft.com/office/word/2016/wordml/cid" xmlns:w16="http://schemas.microsoft.com/office/word/2018/wordml" xmlns:w16sdtdh="http://schemas.microsoft.com/office/word/2020/wordml/sdtdatahash" xmlns:w16se="http://schemas.microsoft.com/office/word/2015/wordml/symex" xmlns:wpg="http://schemas.microsoft.com/office/word/2010/wordprocessingGroup" xmlns:wpi="http://schemas.microsoft.com/office/word/2010/wordprocessingInk" xmlns:wne="http://schemas.microsoft.com/office/word/2006/wordml" xmlns:wps="http://schemas.microsoft.com/office/word/2010/wordprocessingShape" mc:Ignorable="w14 w15 w16se w16cid w16 w16cex w16sdtdh wp14">
   <w:abstractNum w:abstractNumId="0" w15:restartNumberingAfterBreak="0">
     <w:nsid w:val="191D327C"/>
     <w:multiLevelType w:val="multilevel"/>
@@ -8802,16 +8908,16 @@
       </w:pPr>
     </w:lvl>
   </w:abstractNum>
-  <w:num w:numId="1">
+  <w:num w:numId="1" w16cid:durableId="1876232586">
     <w:abstractNumId w:val="3"/>
   </w:num>
-  <w:num w:numId="2">
+  <w:num w:numId="2" w16cid:durableId="836074725">
     <w:abstractNumId w:val="2"/>
   </w:num>
-  <w:num w:numId="3">
+  <w:num w:numId="3" w16cid:durableId="956957462">
     <w:abstractNumId w:val="1"/>
   </w:num>
-  <w:num w:numId="4">
+  <w:num w:numId="4" w16cid:durableId="1233278349">
     <w:abstractNumId w:val="0"/>
   </w:num>
 </w:numbering>

--- a/webapp/templates/word/Contrato_Termino_Fijo.docx
+++ b/webapp/templates/word/Contrato_Termino_Fijo.docx
@@ -1,6 +1,6 @@
 
 <file path=word/document.xml><?xml version="1.0" encoding="utf-8"?>
-<w:document xmlns:wpc="http://schemas.microsoft.com/office/word/2010/wordprocessingCanvas" xmlns:cx="http://schemas.microsoft.com/office/drawing/2014/chartex" xmlns:cx1="http://schemas.microsoft.com/office/drawing/2015/9/8/chartex" xmlns:cx2="http://schemas.microsoft.com/office/drawing/2015/10/21/chartex" xmlns:cx3="http://schemas.microsoft.com/office/drawing/2016/5/9/chartex" xmlns:cx4="http://schemas.microsoft.com/office/drawing/2016/5/10/chartex" xmlns:cx5="http://schemas.microsoft.com/office/drawing/2016/5/11/chartex" xmlns:cx6="http://schemas.microsoft.com/office/drawing/2016/5/12/chartex" xmlns:cx7="http://schemas.microsoft.com/office/drawing/2016/5/13/chartex" xmlns:cx8="http://schemas.microsoft.com/office/drawing/2016/5/14/chartex" xmlns:mc="http://schemas.openxmlformats.org/markup-compatibility/2006" xmlns:aink="http://schemas.microsoft.com/office/drawing/2016/ink" xmlns:am3d="http://schemas.microsoft.com/office/drawing/2017/model3d" xmlns:o="urn:schemas-microsoft-com:office:office" xmlns:oel="http://schemas.microsoft.com/office/2019/extlst" xmlns:r="http://schemas.openxmlformats.org/officeDocument/2006/relationships" xmlns:m="http://schemas.openxmlformats.org/officeDocument/2006/math" xmlns:v="urn:schemas-microsoft-com:vml" xmlns:wp14="http://schemas.microsoft.com/office/word/2010/wordprocessingDrawing" xmlns:wp="http://schemas.openxmlformats.org/drawingml/2006/wordprocessingDrawing" xmlns:w10="urn:schemas-microsoft-com:office:word" xmlns:w="http://schemas.openxmlformats.org/wordprocessingml/2006/main" xmlns:w14="http://schemas.microsoft.com/office/word/2010/wordml" xmlns:w15="http://schemas.microsoft.com/office/word/2012/wordml" xmlns:w16cex="http://schemas.microsoft.com/office/word/2018/wordml/cex" xmlns:w16cid="http://schemas.microsoft.com/office/word/2016/wordml/cid" xmlns:w16="http://schemas.microsoft.com/office/word/2018/wordml" xmlns:w16sdtdh="http://schemas.microsoft.com/office/word/2020/wordml/sdtdatahash" xmlns:w16se="http://schemas.microsoft.com/office/word/2015/wordml/symex" xmlns:wpg="http://schemas.microsoft.com/office/word/2010/wordprocessingGroup" xmlns:wpi="http://schemas.microsoft.com/office/word/2010/wordprocessingInk" xmlns:wne="http://schemas.microsoft.com/office/word/2006/wordml" xmlns:wps="http://schemas.microsoft.com/office/word/2010/wordprocessingShape" mc:Ignorable="w14 w15 w16se w16cid w16 w16cex w16sdtdh wp14">
+<w:document xmlns:wpc="http://schemas.microsoft.com/office/word/2010/wordprocessingCanvas" xmlns:cx="http://schemas.microsoft.com/office/drawing/2014/chartex" xmlns:cx1="http://schemas.microsoft.com/office/drawing/2015/9/8/chartex" xmlns:cx2="http://schemas.microsoft.com/office/drawing/2015/10/21/chartex" xmlns:cx3="http://schemas.microsoft.com/office/drawing/2016/5/9/chartex" xmlns:cx4="http://schemas.microsoft.com/office/drawing/2016/5/10/chartex" xmlns:cx5="http://schemas.microsoft.com/office/drawing/2016/5/11/chartex" xmlns:cx6="http://schemas.microsoft.com/office/drawing/2016/5/12/chartex" xmlns:cx7="http://schemas.microsoft.com/office/drawing/2016/5/13/chartex" xmlns:cx8="http://schemas.microsoft.com/office/drawing/2016/5/14/chartex" xmlns:mc="http://schemas.openxmlformats.org/markup-compatibility/2006" xmlns:aink="http://schemas.microsoft.com/office/drawing/2016/ink" xmlns:am3d="http://schemas.microsoft.com/office/drawing/2017/model3d" xmlns:o="urn:schemas-microsoft-com:office:office" xmlns:r="http://schemas.openxmlformats.org/officeDocument/2006/relationships" xmlns:m="http://schemas.openxmlformats.org/officeDocument/2006/math" xmlns:v="urn:schemas-microsoft-com:vml" xmlns:wp14="http://schemas.microsoft.com/office/word/2010/wordprocessingDrawing" xmlns:wp="http://schemas.openxmlformats.org/drawingml/2006/wordprocessingDrawing" xmlns:w10="urn:schemas-microsoft-com:office:word" xmlns:w="http://schemas.openxmlformats.org/wordprocessingml/2006/main" xmlns:w14="http://schemas.microsoft.com/office/word/2010/wordml" xmlns:w15="http://schemas.microsoft.com/office/word/2012/wordml" xmlns:w16cex="http://schemas.microsoft.com/office/word/2018/wordml/cex" xmlns:w16cid="http://schemas.microsoft.com/office/word/2016/wordml/cid" xmlns:w16="http://schemas.microsoft.com/office/word/2018/wordml" xmlns:w16sdtdh="http://schemas.microsoft.com/office/word/2020/wordml/sdtdatahash" xmlns:w16se="http://schemas.microsoft.com/office/word/2015/wordml/symex" xmlns:wpg="http://schemas.microsoft.com/office/word/2010/wordprocessingGroup" xmlns:wpi="http://schemas.microsoft.com/office/word/2010/wordprocessingInk" xmlns:wne="http://schemas.microsoft.com/office/word/2006/wordml" xmlns:wps="http://schemas.microsoft.com/office/word/2010/wordprocessingShape" mc:Ignorable="w14 w15 w16se w16cid w16 w16cex w16sdtdh wp14">
   <w:body>
     <w:p>
       <w:pPr>
@@ -20,7 +20,7 @@
     <w:tbl>
       <w:tblPr>
         <w:tblStyle w:val="a"/>
-        <w:tblW w:w="8325" w:type="dxa"/>
+        <w:tblW w:w="9043" w:type="dxa"/>
         <w:tblInd w:w="163" w:type="dxa"/>
         <w:tblBorders>
           <w:top w:val="single" w:sz="6" w:space="0" w:color="000000"/>
@@ -35,7 +35,7 @@
       </w:tblPr>
       <w:tblGrid>
         <w:gridCol w:w="3940"/>
-        <w:gridCol w:w="4385"/>
+        <w:gridCol w:w="5103"/>
       </w:tblGrid>
       <w:tr>
         <w:trPr>
@@ -66,7 +66,7 @@
         </w:tc>
         <w:tc>
           <w:tcPr>
-            <w:tcW w:w="4385" w:type="dxa"/>
+            <w:tcW w:w="5103" w:type="dxa"/>
             <w:vAlign w:val="center"/>
           </w:tcPr>
           <w:p>
@@ -115,7 +115,7 @@
         </w:tc>
         <w:tc>
           <w:tcPr>
-            <w:tcW w:w="4385" w:type="dxa"/>
+            <w:tcW w:w="5103" w:type="dxa"/>
             <w:vAlign w:val="center"/>
           </w:tcPr>
           <w:p>
@@ -176,7 +176,7 @@
         </w:tc>
         <w:tc>
           <w:tcPr>
-            <w:tcW w:w="4385" w:type="dxa"/>
+            <w:tcW w:w="5103" w:type="dxa"/>
             <w:tcBorders>
               <w:top w:val="single" w:sz="6" w:space="0" w:color="000000"/>
               <w:left w:val="single" w:sz="6" w:space="0" w:color="000000"/>
@@ -242,7 +242,7 @@
         </w:tc>
         <w:tc>
           <w:tcPr>
-            <w:tcW w:w="4385" w:type="dxa"/>
+            <w:tcW w:w="5103" w:type="dxa"/>
             <w:vAlign w:val="center"/>
           </w:tcPr>
           <w:p>
@@ -295,7 +295,7 @@
         </w:tc>
         <w:tc>
           <w:tcPr>
-            <w:tcW w:w="4385" w:type="dxa"/>
+            <w:tcW w:w="5103" w:type="dxa"/>
             <w:vAlign w:val="center"/>
           </w:tcPr>
           <w:p>
@@ -364,7 +364,7 @@
         </w:tc>
         <w:tc>
           <w:tcPr>
-            <w:tcW w:w="4385" w:type="dxa"/>
+            <w:tcW w:w="5103" w:type="dxa"/>
             <w:vAlign w:val="center"/>
           </w:tcPr>
           <w:p>
@@ -444,7 +444,7 @@
         </w:tc>
         <w:tc>
           <w:tcPr>
-            <w:tcW w:w="4385" w:type="dxa"/>
+            <w:tcW w:w="5103" w:type="dxa"/>
             <w:vAlign w:val="center"/>
           </w:tcPr>
           <w:p>
@@ -497,7 +497,7 @@
         </w:tc>
         <w:tc>
           <w:tcPr>
-            <w:tcW w:w="4385" w:type="dxa"/>
+            <w:tcW w:w="5103" w:type="dxa"/>
             <w:vAlign w:val="center"/>
           </w:tcPr>
           <w:p>
@@ -572,7 +572,7 @@
         </w:tc>
         <w:tc>
           <w:tcPr>
-            <w:tcW w:w="4385" w:type="dxa"/>
+            <w:tcW w:w="5103" w:type="dxa"/>
             <w:vAlign w:val="center"/>
           </w:tcPr>
           <w:p>
@@ -657,7 +657,7 @@
         </w:tc>
         <w:tc>
           <w:tcPr>
-            <w:tcW w:w="4385" w:type="dxa"/>
+            <w:tcW w:w="5103" w:type="dxa"/>
             <w:vAlign w:val="center"/>
           </w:tcPr>
           <w:p>
@@ -709,7 +709,7 @@
         </w:tc>
         <w:tc>
           <w:tcPr>
-            <w:tcW w:w="4385" w:type="dxa"/>
+            <w:tcW w:w="5103" w:type="dxa"/>
             <w:vAlign w:val="center"/>
           </w:tcPr>
           <w:p>
@@ -5930,23 +5930,7 @@
           <w:rFonts w:ascii="Calibri" w:eastAsia="Calibri" w:hAnsi="Calibri" w:cs="Calibri"/>
           <w:color w:val="000000"/>
         </w:rPr>
-        <w:t xml:space="preserve">Gestionar solicitudes, quejas o reclamos promovidos por el Titular o para el ejercicio de los derechos y deberes de DIACO frente a las diferentes autoridades, </w:t>
-      </w:r>
-      <w:proofErr w:type="gramStart"/>
-      <w:r>
-        <w:rPr>
-          <w:rFonts w:ascii="Calibri" w:eastAsia="Calibri" w:hAnsi="Calibri" w:cs="Calibri"/>
-          <w:color w:val="000000"/>
-        </w:rPr>
-        <w:t>incluido</w:t>
-      </w:r>
-      <w:proofErr w:type="gramEnd"/>
-      <w:r>
-        <w:rPr>
-          <w:rFonts w:ascii="Calibri" w:eastAsia="Calibri" w:hAnsi="Calibri" w:cs="Calibri"/>
-          <w:color w:val="000000"/>
-        </w:rPr>
-        <w:t xml:space="preserve"> pero sin limitarse, la rama judicial. </w:t>
+        <w:t xml:space="preserve">Gestionar solicitudes, quejas o reclamos promovidos por el Titular o para el ejercicio de los derechos y deberes de DIACO frente a las diferentes autoridades, incluido pero sin limitarse, la rama judicial. </w:t>
       </w:r>
     </w:p>
     <w:p>
@@ -6501,31 +6485,13 @@
           <w:sz w:val="23"/>
           <w:szCs w:val="23"/>
         </w:rPr>
-        <w:t>]</w:t>
-      </w:r>
-      <w:proofErr w:type="gramStart"/>
-      <w:r>
-        <w:rPr>
-          <w:rFonts w:ascii="Calibri" w:eastAsia="Calibri" w:hAnsi="Calibri" w:cs="Calibri"/>
-          <w:b/>
-          <w:bCs/>
-          <w:sz w:val="23"/>
-          <w:szCs w:val="23"/>
-        </w:rPr>
-        <w:t xml:space="preserve">] </w:t>
-      </w:r>
-      <w:r>
-        <w:rPr>
-          <w:rFonts w:ascii="Calibri" w:eastAsia="Calibri" w:hAnsi="Calibri" w:cs="Calibri"/>
-        </w:rPr>
-        <w:t>,</w:t>
-      </w:r>
-      <w:proofErr w:type="gramEnd"/>
-      <w:r>
-        <w:rPr>
-          <w:rFonts w:ascii="Calibri" w:eastAsia="Calibri" w:hAnsi="Calibri" w:cs="Calibri"/>
-        </w:rPr>
-        <w:t xml:space="preserve"> fecha ésta que las partes consideran como la del comienzo de la vigencia del presente contrato. </w:t>
+        <w:t xml:space="preserve">]] </w:t>
+      </w:r>
+      <w:r>
+        <w:rPr>
+          <w:rFonts w:ascii="Calibri" w:eastAsia="Calibri" w:hAnsi="Calibri" w:cs="Calibri"/>
+        </w:rPr>
+        <w:t xml:space="preserve">, fecha ésta que las partes consideran como la del comienzo de la vigencia del presente contrato. </w:t>
       </w:r>
     </w:p>
     <w:p>
@@ -7907,16 +7873,7 @@
           <w:b/>
           <w:bCs/>
         </w:rPr>
-        <w:t xml:space="preserve">LAURA CRISTINA CERON MUÑOZ                                       </w:t>
-      </w:r>
-      <w:proofErr w:type="gramStart"/>
-      <w:r>
-        <w:rPr>
-          <w:rFonts w:ascii="Calibri" w:eastAsia="Calibri" w:hAnsi="Calibri" w:cs="Calibri"/>
-          <w:b/>
-          <w:bCs/>
-        </w:rPr>
-        <w:t xml:space="preserve">   </w:t>
+        <w:t xml:space="preserve">LAURA CRISTINA CERON MUÑOZ                                          </w:t>
       </w:r>
       <w:r>
         <w:rPr>
@@ -7926,18 +7883,7 @@
           <w:sz w:val="23"/>
           <w:szCs w:val="23"/>
         </w:rPr>
-        <w:t>[</w:t>
-      </w:r>
-      <w:proofErr w:type="gramEnd"/>
-      <w:r>
-        <w:rPr>
-          <w:rFonts w:ascii="Calibri" w:eastAsia="Calibri" w:hAnsi="Calibri" w:cs="Calibri"/>
-          <w:b/>
-          <w:bCs/>
-          <w:sz w:val="23"/>
-          <w:szCs w:val="23"/>
-        </w:rPr>
-        <w:t>[Nombre]]</w:t>
+        <w:t>[[Nombre]]</w:t>
       </w:r>
       <w:r>
         <w:rPr>
@@ -8197,7 +8143,7 @@
 </file>
 
 <file path=word/endnotes.xml><?xml version="1.0" encoding="utf-8"?>
-<w:endnotes xmlns:wpc="http://schemas.microsoft.com/office/word/2010/wordprocessingCanvas" xmlns:cx="http://schemas.microsoft.com/office/drawing/2014/chartex" xmlns:cx1="http://schemas.microsoft.com/office/drawing/2015/9/8/chartex" xmlns:cx2="http://schemas.microsoft.com/office/drawing/2015/10/21/chartex" xmlns:cx3="http://schemas.microsoft.com/office/drawing/2016/5/9/chartex" xmlns:cx4="http://schemas.microsoft.com/office/drawing/2016/5/10/chartex" xmlns:cx5="http://schemas.microsoft.com/office/drawing/2016/5/11/chartex" xmlns:cx6="http://schemas.microsoft.com/office/drawing/2016/5/12/chartex" xmlns:cx7="http://schemas.microsoft.com/office/drawing/2016/5/13/chartex" xmlns:cx8="http://schemas.microsoft.com/office/drawing/2016/5/14/chartex" xmlns:mc="http://schemas.openxmlformats.org/markup-compatibility/2006" xmlns:aink="http://schemas.microsoft.com/office/drawing/2016/ink" xmlns:am3d="http://schemas.microsoft.com/office/drawing/2017/model3d" xmlns:o="urn:schemas-microsoft-com:office:office" xmlns:oel="http://schemas.microsoft.com/office/2019/extlst" xmlns:r="http://schemas.openxmlformats.org/officeDocument/2006/relationships" xmlns:m="http://schemas.openxmlformats.org/officeDocument/2006/math" xmlns:v="urn:schemas-microsoft-com:vml" xmlns:wp14="http://schemas.microsoft.com/office/word/2010/wordprocessingDrawing" xmlns:wp="http://schemas.openxmlformats.org/drawingml/2006/wordprocessingDrawing" xmlns:w10="urn:schemas-microsoft-com:office:word" xmlns:w="http://schemas.openxmlformats.org/wordprocessingml/2006/main" xmlns:w14="http://schemas.microsoft.com/office/word/2010/wordml" xmlns:w15="http://schemas.microsoft.com/office/word/2012/wordml" xmlns:w16cex="http://schemas.microsoft.com/office/word/2018/wordml/cex" xmlns:w16cid="http://schemas.microsoft.com/office/word/2016/wordml/cid" xmlns:w16="http://schemas.microsoft.com/office/word/2018/wordml" xmlns:w16sdtdh="http://schemas.microsoft.com/office/word/2020/wordml/sdtdatahash" xmlns:w16se="http://schemas.microsoft.com/office/word/2015/wordml/symex" xmlns:wpg="http://schemas.microsoft.com/office/word/2010/wordprocessingGroup" xmlns:wpi="http://schemas.microsoft.com/office/word/2010/wordprocessingInk" xmlns:wne="http://schemas.microsoft.com/office/word/2006/wordml" xmlns:wps="http://schemas.microsoft.com/office/word/2010/wordprocessingShape" mc:Ignorable="w14 w15 w16se w16cid w16 w16cex w16sdtdh wp14">
+<w:endnotes xmlns:wpc="http://schemas.microsoft.com/office/word/2010/wordprocessingCanvas" xmlns:cx="http://schemas.microsoft.com/office/drawing/2014/chartex" xmlns:cx1="http://schemas.microsoft.com/office/drawing/2015/9/8/chartex" xmlns:cx2="http://schemas.microsoft.com/office/drawing/2015/10/21/chartex" xmlns:cx3="http://schemas.microsoft.com/office/drawing/2016/5/9/chartex" xmlns:cx4="http://schemas.microsoft.com/office/drawing/2016/5/10/chartex" xmlns:cx5="http://schemas.microsoft.com/office/drawing/2016/5/11/chartex" xmlns:cx6="http://schemas.microsoft.com/office/drawing/2016/5/12/chartex" xmlns:cx7="http://schemas.microsoft.com/office/drawing/2016/5/13/chartex" xmlns:cx8="http://schemas.microsoft.com/office/drawing/2016/5/14/chartex" xmlns:mc="http://schemas.openxmlformats.org/markup-compatibility/2006" xmlns:aink="http://schemas.microsoft.com/office/drawing/2016/ink" xmlns:am3d="http://schemas.microsoft.com/office/drawing/2017/model3d" xmlns:o="urn:schemas-microsoft-com:office:office" xmlns:r="http://schemas.openxmlformats.org/officeDocument/2006/relationships" xmlns:m="http://schemas.openxmlformats.org/officeDocument/2006/math" xmlns:v="urn:schemas-microsoft-com:vml" xmlns:wp14="http://schemas.microsoft.com/office/word/2010/wordprocessingDrawing" xmlns:wp="http://schemas.openxmlformats.org/drawingml/2006/wordprocessingDrawing" xmlns:w10="urn:schemas-microsoft-com:office:word" xmlns:w="http://schemas.openxmlformats.org/wordprocessingml/2006/main" xmlns:w14="http://schemas.microsoft.com/office/word/2010/wordml" xmlns:w15="http://schemas.microsoft.com/office/word/2012/wordml" xmlns:w16cex="http://schemas.microsoft.com/office/word/2018/wordml/cex" xmlns:w16cid="http://schemas.microsoft.com/office/word/2016/wordml/cid" xmlns:w16="http://schemas.microsoft.com/office/word/2018/wordml" xmlns:w16sdtdh="http://schemas.microsoft.com/office/word/2020/wordml/sdtdatahash" xmlns:w16se="http://schemas.microsoft.com/office/word/2015/wordml/symex" xmlns:wpg="http://schemas.microsoft.com/office/word/2010/wordprocessingGroup" xmlns:wpi="http://schemas.microsoft.com/office/word/2010/wordprocessingInk" xmlns:wne="http://schemas.microsoft.com/office/word/2006/wordml" xmlns:wps="http://schemas.microsoft.com/office/word/2010/wordprocessingShape" mc:Ignorable="w14 w15 w16se w16cid w16 w16cex w16sdtdh wp14">
   <w:endnote w:type="separator" w:id="-1">
     <w:p>
       <w:r>
@@ -8216,7 +8162,7 @@
 </file>
 
 <file path=word/footer1.xml><?xml version="1.0" encoding="utf-8"?>
-<w:ftr xmlns:wpc="http://schemas.microsoft.com/office/word/2010/wordprocessingCanvas" xmlns:cx="http://schemas.microsoft.com/office/drawing/2014/chartex" xmlns:cx1="http://schemas.microsoft.com/office/drawing/2015/9/8/chartex" xmlns:cx2="http://schemas.microsoft.com/office/drawing/2015/10/21/chartex" xmlns:cx3="http://schemas.microsoft.com/office/drawing/2016/5/9/chartex" xmlns:cx4="http://schemas.microsoft.com/office/drawing/2016/5/10/chartex" xmlns:cx5="http://schemas.microsoft.com/office/drawing/2016/5/11/chartex" xmlns:cx6="http://schemas.microsoft.com/office/drawing/2016/5/12/chartex" xmlns:cx7="http://schemas.microsoft.com/office/drawing/2016/5/13/chartex" xmlns:cx8="http://schemas.microsoft.com/office/drawing/2016/5/14/chartex" xmlns:mc="http://schemas.openxmlformats.org/markup-compatibility/2006" xmlns:aink="http://schemas.microsoft.com/office/drawing/2016/ink" xmlns:am3d="http://schemas.microsoft.com/office/drawing/2017/model3d" xmlns:o="urn:schemas-microsoft-com:office:office" xmlns:oel="http://schemas.microsoft.com/office/2019/extlst" xmlns:r="http://schemas.openxmlformats.org/officeDocument/2006/relationships" xmlns:m="http://schemas.openxmlformats.org/officeDocument/2006/math" xmlns:v="urn:schemas-microsoft-com:vml" xmlns:wp14="http://schemas.microsoft.com/office/word/2010/wordprocessingDrawing" xmlns:wp="http://schemas.openxmlformats.org/drawingml/2006/wordprocessingDrawing" xmlns:w10="urn:schemas-microsoft-com:office:word" xmlns:w="http://schemas.openxmlformats.org/wordprocessingml/2006/main" xmlns:w14="http://schemas.microsoft.com/office/word/2010/wordml" xmlns:w15="http://schemas.microsoft.com/office/word/2012/wordml" xmlns:w16cex="http://schemas.microsoft.com/office/word/2018/wordml/cex" xmlns:w16cid="http://schemas.microsoft.com/office/word/2016/wordml/cid" xmlns:w16="http://schemas.microsoft.com/office/word/2018/wordml" xmlns:w16sdtdh="http://schemas.microsoft.com/office/word/2020/wordml/sdtdatahash" xmlns:w16se="http://schemas.microsoft.com/office/word/2015/wordml/symex" xmlns:wpg="http://schemas.microsoft.com/office/word/2010/wordprocessingGroup" xmlns:wpi="http://schemas.microsoft.com/office/word/2010/wordprocessingInk" xmlns:wne="http://schemas.microsoft.com/office/word/2006/wordml" xmlns:wps="http://schemas.microsoft.com/office/word/2010/wordprocessingShape" mc:Ignorable="w14 w15 w16se w16cid w16 w16cex w16sdtdh wp14">
+<w:ftr xmlns:wpc="http://schemas.microsoft.com/office/word/2010/wordprocessingCanvas" xmlns:cx="http://schemas.microsoft.com/office/drawing/2014/chartex" xmlns:cx1="http://schemas.microsoft.com/office/drawing/2015/9/8/chartex" xmlns:cx2="http://schemas.microsoft.com/office/drawing/2015/10/21/chartex" xmlns:cx3="http://schemas.microsoft.com/office/drawing/2016/5/9/chartex" xmlns:cx4="http://schemas.microsoft.com/office/drawing/2016/5/10/chartex" xmlns:cx5="http://schemas.microsoft.com/office/drawing/2016/5/11/chartex" xmlns:cx6="http://schemas.microsoft.com/office/drawing/2016/5/12/chartex" xmlns:cx7="http://schemas.microsoft.com/office/drawing/2016/5/13/chartex" xmlns:cx8="http://schemas.microsoft.com/office/drawing/2016/5/14/chartex" xmlns:mc="http://schemas.openxmlformats.org/markup-compatibility/2006" xmlns:aink="http://schemas.microsoft.com/office/drawing/2016/ink" xmlns:am3d="http://schemas.microsoft.com/office/drawing/2017/model3d" xmlns:o="urn:schemas-microsoft-com:office:office" xmlns:r="http://schemas.openxmlformats.org/officeDocument/2006/relationships" xmlns:m="http://schemas.openxmlformats.org/officeDocument/2006/math" xmlns:v="urn:schemas-microsoft-com:vml" xmlns:wp14="http://schemas.microsoft.com/office/word/2010/wordprocessingDrawing" xmlns:wp="http://schemas.openxmlformats.org/drawingml/2006/wordprocessingDrawing" xmlns:w10="urn:schemas-microsoft-com:office:word" xmlns:w="http://schemas.openxmlformats.org/wordprocessingml/2006/main" xmlns:w14="http://schemas.microsoft.com/office/word/2010/wordml" xmlns:w15="http://schemas.microsoft.com/office/word/2012/wordml" xmlns:w16cex="http://schemas.microsoft.com/office/word/2018/wordml/cex" xmlns:w16cid="http://schemas.microsoft.com/office/word/2016/wordml/cid" xmlns:w16="http://schemas.microsoft.com/office/word/2018/wordml" xmlns:w16sdtdh="http://schemas.microsoft.com/office/word/2020/wordml/sdtdatahash" xmlns:w16se="http://schemas.microsoft.com/office/word/2015/wordml/symex" xmlns:wpg="http://schemas.microsoft.com/office/word/2010/wordprocessingGroup" xmlns:wpi="http://schemas.microsoft.com/office/word/2010/wordprocessingInk" xmlns:wne="http://schemas.microsoft.com/office/word/2006/wordml" xmlns:wps="http://schemas.microsoft.com/office/word/2010/wordprocessingShape" mc:Ignorable="w14 w15 w16se w16cid w16 w16cex w16sdtdh wp14">
   <w:p>
     <w:pPr>
       <w:pBdr>
@@ -8307,7 +8253,7 @@
 </file>
 
 <file path=word/footnotes.xml><?xml version="1.0" encoding="utf-8"?>
-<w:footnotes xmlns:wpc="http://schemas.microsoft.com/office/word/2010/wordprocessingCanvas" xmlns:cx="http://schemas.microsoft.com/office/drawing/2014/chartex" xmlns:cx1="http://schemas.microsoft.com/office/drawing/2015/9/8/chartex" xmlns:cx2="http://schemas.microsoft.com/office/drawing/2015/10/21/chartex" xmlns:cx3="http://schemas.microsoft.com/office/drawing/2016/5/9/chartex" xmlns:cx4="http://schemas.microsoft.com/office/drawing/2016/5/10/chartex" xmlns:cx5="http://schemas.microsoft.com/office/drawing/2016/5/11/chartex" xmlns:cx6="http://schemas.microsoft.com/office/drawing/2016/5/12/chartex" xmlns:cx7="http://schemas.microsoft.com/office/drawing/2016/5/13/chartex" xmlns:cx8="http://schemas.microsoft.com/office/drawing/2016/5/14/chartex" xmlns:mc="http://schemas.openxmlformats.org/markup-compatibility/2006" xmlns:aink="http://schemas.microsoft.com/office/drawing/2016/ink" xmlns:am3d="http://schemas.microsoft.com/office/drawing/2017/model3d" xmlns:o="urn:schemas-microsoft-com:office:office" xmlns:oel="http://schemas.microsoft.com/office/2019/extlst" xmlns:r="http://schemas.openxmlformats.org/officeDocument/2006/relationships" xmlns:m="http://schemas.openxmlformats.org/officeDocument/2006/math" xmlns:v="urn:schemas-microsoft-com:vml" xmlns:wp14="http://schemas.microsoft.com/office/word/2010/wordprocessingDrawing" xmlns:wp="http://schemas.openxmlformats.org/drawingml/2006/wordprocessingDrawing" xmlns:w10="urn:schemas-microsoft-com:office:word" xmlns:w="http://schemas.openxmlformats.org/wordprocessingml/2006/main" xmlns:w14="http://schemas.microsoft.com/office/word/2010/wordml" xmlns:w15="http://schemas.microsoft.com/office/word/2012/wordml" xmlns:w16cex="http://schemas.microsoft.com/office/word/2018/wordml/cex" xmlns:w16cid="http://schemas.microsoft.com/office/word/2016/wordml/cid" xmlns:w16="http://schemas.microsoft.com/office/word/2018/wordml" xmlns:w16sdtdh="http://schemas.microsoft.com/office/word/2020/wordml/sdtdatahash" xmlns:w16se="http://schemas.microsoft.com/office/word/2015/wordml/symex" xmlns:wpg="http://schemas.microsoft.com/office/word/2010/wordprocessingGroup" xmlns:wpi="http://schemas.microsoft.com/office/word/2010/wordprocessingInk" xmlns:wne="http://schemas.microsoft.com/office/word/2006/wordml" xmlns:wps="http://schemas.microsoft.com/office/word/2010/wordprocessingShape" mc:Ignorable="w14 w15 w16se w16cid w16 w16cex w16sdtdh wp14">
+<w:footnotes xmlns:wpc="http://schemas.microsoft.com/office/word/2010/wordprocessingCanvas" xmlns:cx="http://schemas.microsoft.com/office/drawing/2014/chartex" xmlns:cx1="http://schemas.microsoft.com/office/drawing/2015/9/8/chartex" xmlns:cx2="http://schemas.microsoft.com/office/drawing/2015/10/21/chartex" xmlns:cx3="http://schemas.microsoft.com/office/drawing/2016/5/9/chartex" xmlns:cx4="http://schemas.microsoft.com/office/drawing/2016/5/10/chartex" xmlns:cx5="http://schemas.microsoft.com/office/drawing/2016/5/11/chartex" xmlns:cx6="http://schemas.microsoft.com/office/drawing/2016/5/12/chartex" xmlns:cx7="http://schemas.microsoft.com/office/drawing/2016/5/13/chartex" xmlns:cx8="http://schemas.microsoft.com/office/drawing/2016/5/14/chartex" xmlns:mc="http://schemas.openxmlformats.org/markup-compatibility/2006" xmlns:aink="http://schemas.microsoft.com/office/drawing/2016/ink" xmlns:am3d="http://schemas.microsoft.com/office/drawing/2017/model3d" xmlns:o="urn:schemas-microsoft-com:office:office" xmlns:r="http://schemas.openxmlformats.org/officeDocument/2006/relationships" xmlns:m="http://schemas.openxmlformats.org/officeDocument/2006/math" xmlns:v="urn:schemas-microsoft-com:vml" xmlns:wp14="http://schemas.microsoft.com/office/word/2010/wordprocessingDrawing" xmlns:wp="http://schemas.openxmlformats.org/drawingml/2006/wordprocessingDrawing" xmlns:w10="urn:schemas-microsoft-com:office:word" xmlns:w="http://schemas.openxmlformats.org/wordprocessingml/2006/main" xmlns:w14="http://schemas.microsoft.com/office/word/2010/wordml" xmlns:w15="http://schemas.microsoft.com/office/word/2012/wordml" xmlns:w16cex="http://schemas.microsoft.com/office/word/2018/wordml/cex" xmlns:w16cid="http://schemas.microsoft.com/office/word/2016/wordml/cid" xmlns:w16="http://schemas.microsoft.com/office/word/2018/wordml" xmlns:w16sdtdh="http://schemas.microsoft.com/office/word/2020/wordml/sdtdatahash" xmlns:w16se="http://schemas.microsoft.com/office/word/2015/wordml/symex" xmlns:wpg="http://schemas.microsoft.com/office/word/2010/wordprocessingGroup" xmlns:wpi="http://schemas.microsoft.com/office/word/2010/wordprocessingInk" xmlns:wne="http://schemas.microsoft.com/office/word/2006/wordml" xmlns:wps="http://schemas.microsoft.com/office/word/2010/wordprocessingShape" mc:Ignorable="w14 w15 w16se w16cid w16 w16cex w16sdtdh wp14">
   <w:footnote w:type="separator" w:id="-1">
     <w:p>
       <w:r>
@@ -8326,7 +8272,7 @@
 </file>
 
 <file path=word/header1.xml><?xml version="1.0" encoding="utf-8"?>
-<w:hdr xmlns:wpc="http://schemas.microsoft.com/office/word/2010/wordprocessingCanvas" xmlns:cx="http://schemas.microsoft.com/office/drawing/2014/chartex" xmlns:cx1="http://schemas.microsoft.com/office/drawing/2015/9/8/chartex" xmlns:cx2="http://schemas.microsoft.com/office/drawing/2015/10/21/chartex" xmlns:cx3="http://schemas.microsoft.com/office/drawing/2016/5/9/chartex" xmlns:cx4="http://schemas.microsoft.com/office/drawing/2016/5/10/chartex" xmlns:cx5="http://schemas.microsoft.com/office/drawing/2016/5/11/chartex" xmlns:cx6="http://schemas.microsoft.com/office/drawing/2016/5/12/chartex" xmlns:cx7="http://schemas.microsoft.com/office/drawing/2016/5/13/chartex" xmlns:cx8="http://schemas.microsoft.com/office/drawing/2016/5/14/chartex" xmlns:mc="http://schemas.openxmlformats.org/markup-compatibility/2006" xmlns:aink="http://schemas.microsoft.com/office/drawing/2016/ink" xmlns:am3d="http://schemas.microsoft.com/office/drawing/2017/model3d" xmlns:o="urn:schemas-microsoft-com:office:office" xmlns:oel="http://schemas.microsoft.com/office/2019/extlst" xmlns:r="http://schemas.openxmlformats.org/officeDocument/2006/relationships" xmlns:m="http://schemas.openxmlformats.org/officeDocument/2006/math" xmlns:v="urn:schemas-microsoft-com:vml" xmlns:wp14="http://schemas.microsoft.com/office/word/2010/wordprocessingDrawing" xmlns:wp="http://schemas.openxmlformats.org/drawingml/2006/wordprocessingDrawing" xmlns:w10="urn:schemas-microsoft-com:office:word" xmlns:w="http://schemas.openxmlformats.org/wordprocessingml/2006/main" xmlns:w14="http://schemas.microsoft.com/office/word/2010/wordml" xmlns:w15="http://schemas.microsoft.com/office/word/2012/wordml" xmlns:w16cex="http://schemas.microsoft.com/office/word/2018/wordml/cex" xmlns:w16cid="http://schemas.microsoft.com/office/word/2016/wordml/cid" xmlns:w16="http://schemas.microsoft.com/office/word/2018/wordml" xmlns:w16sdtdh="http://schemas.microsoft.com/office/word/2020/wordml/sdtdatahash" xmlns:w16se="http://schemas.microsoft.com/office/word/2015/wordml/symex" xmlns:wpg="http://schemas.microsoft.com/office/word/2010/wordprocessingGroup" xmlns:wpi="http://schemas.microsoft.com/office/word/2010/wordprocessingInk" xmlns:wne="http://schemas.microsoft.com/office/word/2006/wordml" xmlns:wps="http://schemas.microsoft.com/office/word/2010/wordprocessingShape" mc:Ignorable="w14 w15 w16se w16cid w16 w16cex w16sdtdh wp14">
+<w:hdr xmlns:wpc="http://schemas.microsoft.com/office/word/2010/wordprocessingCanvas" xmlns:cx="http://schemas.microsoft.com/office/drawing/2014/chartex" xmlns:cx1="http://schemas.microsoft.com/office/drawing/2015/9/8/chartex" xmlns:cx2="http://schemas.microsoft.com/office/drawing/2015/10/21/chartex" xmlns:cx3="http://schemas.microsoft.com/office/drawing/2016/5/9/chartex" xmlns:cx4="http://schemas.microsoft.com/office/drawing/2016/5/10/chartex" xmlns:cx5="http://schemas.microsoft.com/office/drawing/2016/5/11/chartex" xmlns:cx6="http://schemas.microsoft.com/office/drawing/2016/5/12/chartex" xmlns:cx7="http://schemas.microsoft.com/office/drawing/2016/5/13/chartex" xmlns:cx8="http://schemas.microsoft.com/office/drawing/2016/5/14/chartex" xmlns:mc="http://schemas.openxmlformats.org/markup-compatibility/2006" xmlns:aink="http://schemas.microsoft.com/office/drawing/2016/ink" xmlns:am3d="http://schemas.microsoft.com/office/drawing/2017/model3d" xmlns:o="urn:schemas-microsoft-com:office:office" xmlns:r="http://schemas.openxmlformats.org/officeDocument/2006/relationships" xmlns:m="http://schemas.openxmlformats.org/officeDocument/2006/math" xmlns:v="urn:schemas-microsoft-com:vml" xmlns:wp14="http://schemas.microsoft.com/office/word/2010/wordprocessingDrawing" xmlns:wp="http://schemas.openxmlformats.org/drawingml/2006/wordprocessingDrawing" xmlns:w10="urn:schemas-microsoft-com:office:word" xmlns:w="http://schemas.openxmlformats.org/wordprocessingml/2006/main" xmlns:w14="http://schemas.microsoft.com/office/word/2010/wordml" xmlns:w15="http://schemas.microsoft.com/office/word/2012/wordml" xmlns:w16cex="http://schemas.microsoft.com/office/word/2018/wordml/cex" xmlns:w16cid="http://schemas.microsoft.com/office/word/2016/wordml/cid" xmlns:w16="http://schemas.microsoft.com/office/word/2018/wordml" xmlns:w16sdtdh="http://schemas.microsoft.com/office/word/2020/wordml/sdtdatahash" xmlns:w16se="http://schemas.microsoft.com/office/word/2015/wordml/symex" xmlns:wpg="http://schemas.microsoft.com/office/word/2010/wordprocessingGroup" xmlns:wpi="http://schemas.microsoft.com/office/word/2010/wordprocessingInk" xmlns:wne="http://schemas.microsoft.com/office/word/2006/wordml" xmlns:wps="http://schemas.microsoft.com/office/word/2010/wordprocessingShape" mc:Ignorable="w14 w15 w16se w16cid w16 w16cex w16sdtdh wp14">
   <w:p>
     <w:pPr>
       <w:tabs>
@@ -8532,7 +8478,7 @@
 </file>
 
 <file path=word/numbering.xml><?xml version="1.0" encoding="utf-8"?>
-<w:numbering xmlns:wpc="http://schemas.microsoft.com/office/word/2010/wordprocessingCanvas" xmlns:cx="http://schemas.microsoft.com/office/drawing/2014/chartex" xmlns:cx1="http://schemas.microsoft.com/office/drawing/2015/9/8/chartex" xmlns:cx2="http://schemas.microsoft.com/office/drawing/2015/10/21/chartex" xmlns:cx3="http://schemas.microsoft.com/office/drawing/2016/5/9/chartex" xmlns:cx4="http://schemas.microsoft.com/office/drawing/2016/5/10/chartex" xmlns:cx5="http://schemas.microsoft.com/office/drawing/2016/5/11/chartex" xmlns:cx6="http://schemas.microsoft.com/office/drawing/2016/5/12/chartex" xmlns:cx7="http://schemas.microsoft.com/office/drawing/2016/5/13/chartex" xmlns:cx8="http://schemas.microsoft.com/office/drawing/2016/5/14/chartex" xmlns:mc="http://schemas.openxmlformats.org/markup-compatibility/2006" xmlns:aink="http://schemas.microsoft.com/office/drawing/2016/ink" xmlns:am3d="http://schemas.microsoft.com/office/drawing/2017/model3d" xmlns:o="urn:schemas-microsoft-com:office:office" xmlns:oel="http://schemas.microsoft.com/office/2019/extlst" xmlns:r="http://schemas.openxmlformats.org/officeDocument/2006/relationships" xmlns:m="http://schemas.openxmlformats.org/officeDocument/2006/math" xmlns:v="urn:schemas-microsoft-com:vml" xmlns:wp14="http://schemas.microsoft.com/office/word/2010/wordprocessingDrawing" xmlns:wp="http://schemas.openxmlformats.org/drawingml/2006/wordprocessingDrawing" xmlns:w10="urn:schemas-microsoft-com:office:word" xmlns:w="http://schemas.openxmlformats.org/wordprocessingml/2006/main" xmlns:w14="http://schemas.microsoft.com/office/word/2010/wordml" xmlns:w15="http://schemas.microsoft.com/office/word/2012/wordml" xmlns:w16cex="http://schemas.microsoft.com/office/word/2018/wordml/cex" xmlns:w16cid="http://schemas.microsoft.com/office/word/2016/wordml/cid" xmlns:w16="http://schemas.microsoft.com/office/word/2018/wordml" xmlns:w16sdtdh="http://schemas.microsoft.com/office/word/2020/wordml/sdtdatahash" xmlns:w16se="http://schemas.microsoft.com/office/word/2015/wordml/symex" xmlns:wpg="http://schemas.microsoft.com/office/word/2010/wordprocessingGroup" xmlns:wpi="http://schemas.microsoft.com/office/word/2010/wordprocessingInk" xmlns:wne="http://schemas.microsoft.com/office/word/2006/wordml" xmlns:wps="http://schemas.microsoft.com/office/word/2010/wordprocessingShape" mc:Ignorable="w14 w15 w16se w16cid w16 w16cex w16sdtdh wp14">
+<w:numbering xmlns:wpc="http://schemas.microsoft.com/office/word/2010/wordprocessingCanvas" xmlns:cx="http://schemas.microsoft.com/office/drawing/2014/chartex" xmlns:cx1="http://schemas.microsoft.com/office/drawing/2015/9/8/chartex" xmlns:cx2="http://schemas.microsoft.com/office/drawing/2015/10/21/chartex" xmlns:cx3="http://schemas.microsoft.com/office/drawing/2016/5/9/chartex" xmlns:cx4="http://schemas.microsoft.com/office/drawing/2016/5/10/chartex" xmlns:cx5="http://schemas.microsoft.com/office/drawing/2016/5/11/chartex" xmlns:cx6="http://schemas.microsoft.com/office/drawing/2016/5/12/chartex" xmlns:cx7="http://schemas.microsoft.com/office/drawing/2016/5/13/chartex" xmlns:cx8="http://schemas.microsoft.com/office/drawing/2016/5/14/chartex" xmlns:mc="http://schemas.openxmlformats.org/markup-compatibility/2006" xmlns:aink="http://schemas.microsoft.com/office/drawing/2016/ink" xmlns:am3d="http://schemas.microsoft.com/office/drawing/2017/model3d" xmlns:o="urn:schemas-microsoft-com:office:office" xmlns:r="http://schemas.openxmlformats.org/officeDocument/2006/relationships" xmlns:m="http://schemas.openxmlformats.org/officeDocument/2006/math" xmlns:v="urn:schemas-microsoft-com:vml" xmlns:wp14="http://schemas.microsoft.com/office/word/2010/wordprocessingDrawing" xmlns:wp="http://schemas.openxmlformats.org/drawingml/2006/wordprocessingDrawing" xmlns:w10="urn:schemas-microsoft-com:office:word" xmlns:w="http://schemas.openxmlformats.org/wordprocessingml/2006/main" xmlns:w14="http://schemas.microsoft.com/office/word/2010/wordml" xmlns:w15="http://schemas.microsoft.com/office/word/2012/wordml" xmlns:w16cex="http://schemas.microsoft.com/office/word/2018/wordml/cex" xmlns:w16cid="http://schemas.microsoft.com/office/word/2016/wordml/cid" xmlns:w16="http://schemas.microsoft.com/office/word/2018/wordml" xmlns:w16sdtdh="http://schemas.microsoft.com/office/word/2020/wordml/sdtdatahash" xmlns:w16se="http://schemas.microsoft.com/office/word/2015/wordml/symex" xmlns:wpg="http://schemas.microsoft.com/office/word/2010/wordprocessingGroup" xmlns:wpi="http://schemas.microsoft.com/office/word/2010/wordprocessingInk" xmlns:wne="http://schemas.microsoft.com/office/word/2006/wordml" xmlns:wps="http://schemas.microsoft.com/office/word/2010/wordprocessingShape" mc:Ignorable="w14 w15 w16se w16cid w16 w16cex w16sdtdh wp14">
   <w:abstractNum w:abstractNumId="0" w15:restartNumberingAfterBreak="0">
     <w:nsid w:val="191D327C"/>
     <w:multiLevelType w:val="multilevel"/>
@@ -8908,16 +8854,16 @@
       </w:pPr>
     </w:lvl>
   </w:abstractNum>
-  <w:num w:numId="1" w16cid:durableId="1876232586">
+  <w:num w:numId="1">
     <w:abstractNumId w:val="3"/>
   </w:num>
-  <w:num w:numId="2" w16cid:durableId="836074725">
+  <w:num w:numId="2">
     <w:abstractNumId w:val="2"/>
   </w:num>
-  <w:num w:numId="3" w16cid:durableId="956957462">
+  <w:num w:numId="3">
     <w:abstractNumId w:val="1"/>
   </w:num>
-  <w:num w:numId="4" w16cid:durableId="1233278349">
+  <w:num w:numId="4">
     <w:abstractNumId w:val="0"/>
   </w:num>
 </w:numbering>

--- a/webapp/templates/word/Contrato_Termino_Fijo.docx
+++ b/webapp/templates/word/Contrato_Termino_Fijo.docx
@@ -73,8 +73,6 @@
             <w:pPr>
               <w:rPr>
                 <w:rFonts w:ascii="Calibri" w:eastAsia="Calibri" w:hAnsi="Calibri" w:cs="Calibri"/>
-                <w:b/>
-                <w:bCs/>
               </w:rPr>
             </w:pPr>
             <w:r>
@@ -122,15 +120,11 @@
             <w:pPr>
               <w:rPr>
                 <w:rFonts w:ascii="Calibri" w:eastAsia="Calibri" w:hAnsi="Calibri" w:cs="Calibri"/>
-                <w:b/>
-                <w:bCs/>
               </w:rPr>
             </w:pPr>
             <w:r>
               <w:rPr>
                 <w:rFonts w:ascii="Calibri" w:eastAsia="Calibri" w:hAnsi="Calibri" w:cs="Calibri"/>
-                <w:b/>
-                <w:bCs/>
                 <w:sz w:val="23"/>
                 <w:szCs w:val="23"/>
               </w:rPr>
@@ -139,8 +133,6 @@
             <w:r>
               <w:rPr>
                 <w:rFonts w:ascii="Calibri" w:eastAsia="Calibri" w:hAnsi="Calibri" w:cs="Calibri"/>
-                <w:b/>
-                <w:bCs/>
               </w:rPr>
               <w:t xml:space="preserve"> </w:t>
             </w:r>
@@ -194,8 +186,6 @@
             <w:pPr>
               <w:rPr>
                 <w:rFonts w:ascii="Calibri" w:eastAsia="Calibri" w:hAnsi="Calibri" w:cs="Calibri"/>
-                <w:b/>
-                <w:bCs/>
                 <w:sz w:val="23"/>
                 <w:szCs w:val="23"/>
               </w:rPr>
@@ -203,8 +193,6 @@
             <w:r>
               <w:rPr>
                 <w:rFonts w:ascii="Calibri" w:eastAsia="Calibri" w:hAnsi="Calibri" w:cs="Calibri"/>
-                <w:b/>
-                <w:bCs/>
                 <w:sz w:val="23"/>
                 <w:szCs w:val="23"/>
               </w:rPr>
@@ -249,15 +237,11 @@
             <w:pPr>
               <w:rPr>
                 <w:rFonts w:ascii="Calibri" w:eastAsia="Calibri" w:hAnsi="Calibri" w:cs="Calibri"/>
-                <w:b/>
-                <w:bCs/>
               </w:rPr>
             </w:pPr>
             <w:r>
               <w:rPr>
                 <w:rFonts w:ascii="Calibri" w:eastAsia="Calibri" w:hAnsi="Calibri" w:cs="Calibri"/>
-                <w:b/>
-                <w:bCs/>
                 <w:sz w:val="23"/>
                 <w:szCs w:val="23"/>
               </w:rPr>
@@ -302,8 +286,6 @@
             <w:pPr>
               <w:rPr>
                 <w:rFonts w:ascii="Calibri" w:eastAsia="Calibri" w:hAnsi="Calibri" w:cs="Calibri"/>
-                <w:b/>
-                <w:bCs/>
               </w:rPr>
             </w:pPr>
             <w:r>
@@ -312,16 +294,7 @@
                 <w:sz w:val="23"/>
                 <w:szCs w:val="23"/>
               </w:rPr>
-              <w:t>[[</w:t>
-            </w:r>
-            <w:proofErr w:type="spellStart"/>
-            <w:r>
-              <w:rPr>
-                <w:rFonts w:ascii="Calibri" w:eastAsia="Calibri" w:hAnsi="Calibri" w:cs="Calibri"/>
-                <w:sz w:val="23"/>
-                <w:szCs w:val="23"/>
-              </w:rPr>
-              <w:t>CiudadFecha</w:t>
+              <w:t>[[CiudadFecha</w:t>
             </w:r>
             <w:r>
               <w:rPr>
@@ -339,7 +312,6 @@
               </w:rPr>
               <w:t>s</w:t>
             </w:r>
-            <w:proofErr w:type="spellEnd"/>
             <w:r>
               <w:rPr>
                 <w:rFonts w:ascii="Calibri" w:eastAsia="Calibri" w:hAnsi="Calibri" w:cs="Calibri"/>
@@ -387,8 +359,6 @@
             <w:pPr>
               <w:rPr>
                 <w:rFonts w:ascii="Calibri" w:eastAsia="Calibri" w:hAnsi="Calibri" w:cs="Calibri"/>
-                <w:b/>
-                <w:bCs/>
               </w:rPr>
             </w:pPr>
             <w:r>
@@ -399,7 +369,6 @@
               </w:rPr>
               <w:t>[[</w:t>
             </w:r>
-            <w:proofErr w:type="spellStart"/>
             <w:r>
               <w:rPr>
                 <w:rFonts w:ascii="Calibri" w:eastAsia="Calibri" w:hAnsi="Calibri" w:cs="Calibri"/>
@@ -416,7 +385,6 @@
               </w:rPr>
               <w:t>irma</w:t>
             </w:r>
-            <w:proofErr w:type="spellEnd"/>
             <w:r>
               <w:rPr>
                 <w:rFonts w:ascii="Calibri" w:eastAsia="Calibri" w:hAnsi="Calibri" w:cs="Calibri"/>
@@ -467,15 +435,11 @@
             <w:pPr>
               <w:rPr>
                 <w:rFonts w:ascii="Calibri" w:eastAsia="Calibri" w:hAnsi="Calibri" w:cs="Calibri"/>
-                <w:b/>
-                <w:bCs/>
               </w:rPr>
             </w:pPr>
             <w:r>
               <w:rPr>
                 <w:rFonts w:ascii="Calibri" w:eastAsia="Calibri" w:hAnsi="Calibri" w:cs="Calibri"/>
-                <w:b/>
-                <w:bCs/>
                 <w:sz w:val="23"/>
                 <w:szCs w:val="23"/>
               </w:rPr>
@@ -520,41 +484,15 @@
             <w:pPr>
               <w:rPr>
                 <w:rFonts w:ascii="Calibri" w:eastAsia="Calibri" w:hAnsi="Calibri" w:cs="Calibri"/>
-                <w:b/>
-                <w:bCs/>
               </w:rPr>
             </w:pPr>
             <w:r>
               <w:rPr>
                 <w:rFonts w:ascii="Calibri" w:eastAsia="Calibri" w:hAnsi="Calibri" w:cs="Calibri"/>
-                <w:b/>
-                <w:bCs/>
                 <w:sz w:val="23"/>
                 <w:szCs w:val="23"/>
               </w:rPr>
-              <w:t>[[</w:t>
-            </w:r>
-            <w:proofErr w:type="spellStart"/>
-            <w:r>
-              <w:rPr>
-                <w:rFonts w:ascii="Calibri" w:eastAsia="Calibri" w:hAnsi="Calibri" w:cs="Calibri"/>
-                <w:b/>
-                <w:bCs/>
-                <w:sz w:val="23"/>
-                <w:szCs w:val="23"/>
-              </w:rPr>
-              <w:t>PeriodoPago</w:t>
-            </w:r>
-            <w:proofErr w:type="spellEnd"/>
-            <w:r>
-              <w:rPr>
-                <w:rFonts w:ascii="Calibri" w:eastAsia="Calibri" w:hAnsi="Calibri" w:cs="Calibri"/>
-                <w:b/>
-                <w:bCs/>
-                <w:sz w:val="23"/>
-                <w:szCs w:val="23"/>
-              </w:rPr>
-              <w:t xml:space="preserve">]] </w:t>
+              <w:t xml:space="preserve">[[PeriodoPago]] </w:t>
             </w:r>
           </w:p>
         </w:tc>
@@ -595,47 +533,27 @@
             <w:pPr>
               <w:rPr>
                 <w:rFonts w:ascii="Calibri" w:eastAsia="Calibri" w:hAnsi="Calibri" w:cs="Calibri"/>
-                <w:b/>
-                <w:bCs/>
               </w:rPr>
             </w:pPr>
             <w:r>
               <w:rPr>
                 <w:rFonts w:ascii="Calibri" w:eastAsia="Calibri" w:hAnsi="Calibri" w:cs="Calibri"/>
-                <w:b/>
-                <w:bCs/>
                 <w:sz w:val="23"/>
                 <w:szCs w:val="23"/>
               </w:rPr>
-              <w:t>[[</w:t>
-            </w:r>
-            <w:proofErr w:type="spellStart"/>
-            <w:r>
-              <w:rPr>
-                <w:rFonts w:ascii="Calibri" w:eastAsia="Calibri" w:hAnsi="Calibri" w:cs="Calibri"/>
-                <w:b/>
-                <w:bCs/>
-                <w:sz w:val="23"/>
-                <w:szCs w:val="23"/>
-              </w:rPr>
-              <w:t>FechaIn</w:t>
+              <w:t>[[FechaIn</w:t>
             </w:r>
             <w:r>
               <w:rPr>
                 <w:rFonts w:ascii="Calibri" w:eastAsia="Calibri" w:hAnsi="Calibri" w:cs="Calibri"/>
-                <w:b/>
-                <w:bCs/>
                 <w:sz w:val="23"/>
                 <w:szCs w:val="23"/>
               </w:rPr>
               <w:t>gresoMayus</w:t>
             </w:r>
-            <w:proofErr w:type="spellEnd"/>
             <w:r>
               <w:rPr>
                 <w:rFonts w:ascii="Calibri" w:eastAsia="Calibri" w:hAnsi="Calibri" w:cs="Calibri"/>
-                <w:b/>
-                <w:bCs/>
                 <w:sz w:val="23"/>
                 <w:szCs w:val="23"/>
               </w:rPr>
@@ -680,39 +598,29 @@
             <w:pPr>
               <w:rPr>
                 <w:rFonts w:ascii="Calibri" w:eastAsia="Calibri" w:hAnsi="Calibri" w:cs="Calibri"/>
-                <w:b/>
-                <w:bCs/>
               </w:rPr>
             </w:pPr>
             <w:r>
               <w:rPr>
                 <w:rFonts w:ascii="Calibri" w:eastAsia="Calibri" w:hAnsi="Calibri" w:cs="Calibri"/>
-                <w:b/>
-                <w:bCs/>
               </w:rPr>
               <w:t>UN (</w:t>
             </w:r>
             <w:r>
               <w:rPr>
                 <w:rFonts w:ascii="Calibri" w:eastAsia="Calibri" w:hAnsi="Calibri" w:cs="Calibri"/>
-                <w:b/>
-                <w:bCs/>
               </w:rPr>
               <w:t>1</w:t>
             </w:r>
             <w:r>
               <w:rPr>
                 <w:rFonts w:ascii="Calibri" w:eastAsia="Calibri" w:hAnsi="Calibri" w:cs="Calibri"/>
-                <w:b/>
-                <w:bCs/>
               </w:rPr>
               <w:t>)</w:t>
             </w:r>
             <w:r>
               <w:rPr>
                 <w:rFonts w:ascii="Calibri" w:eastAsia="Calibri" w:hAnsi="Calibri" w:cs="Calibri"/>
-                <w:b/>
-                <w:bCs/>
               </w:rPr>
               <w:t xml:space="preserve"> MES </w:t>
             </w:r>
@@ -756,15 +664,11 @@
             <w:pPr>
               <w:rPr>
                 <w:rFonts w:ascii="Calibri" w:eastAsia="Calibri" w:hAnsi="Calibri" w:cs="Calibri"/>
-                <w:b/>
-                <w:bCs/>
               </w:rPr>
             </w:pPr>
             <w:r>
               <w:rPr>
                 <w:rFonts w:ascii="Calibri" w:eastAsia="Calibri" w:hAnsi="Calibri" w:cs="Calibri"/>
-                <w:b/>
-                <w:bCs/>
               </w:rPr>
               <w:t xml:space="preserve">TERMINO FIJO </w:t>
             </w:r>
@@ -914,7 +818,6 @@
         </w:rPr>
         <w:t>[[</w:t>
       </w:r>
-      <w:proofErr w:type="spellStart"/>
       <w:r>
         <w:rPr>
           <w:rFonts w:ascii="Calibri" w:eastAsia="Calibri" w:hAnsi="Calibri" w:cs="Calibri"/>
@@ -925,7 +828,6 @@
         </w:rPr>
         <w:t>CiudadExpedicion</w:t>
       </w:r>
-      <w:proofErr w:type="spellEnd"/>
       <w:r>
         <w:rPr>
           <w:rFonts w:ascii="Calibri" w:eastAsia="Calibri" w:hAnsi="Calibri" w:cs="Calibri"/>
@@ -956,29 +858,7 @@
           <w:sz w:val="23"/>
           <w:szCs w:val="23"/>
         </w:rPr>
-        <w:t>[[</w:t>
-      </w:r>
-      <w:proofErr w:type="spellStart"/>
-      <w:r>
-        <w:rPr>
-          <w:rFonts w:ascii="Calibri" w:eastAsia="Calibri" w:hAnsi="Calibri" w:cs="Calibri"/>
-          <w:b/>
-          <w:bCs/>
-          <w:sz w:val="23"/>
-          <w:szCs w:val="23"/>
-        </w:rPr>
-        <w:t>Direccion</w:t>
-      </w:r>
-      <w:proofErr w:type="spellEnd"/>
-      <w:r>
-        <w:rPr>
-          <w:rFonts w:ascii="Calibri" w:eastAsia="Calibri" w:hAnsi="Calibri" w:cs="Calibri"/>
-          <w:b/>
-          <w:bCs/>
-          <w:sz w:val="23"/>
-          <w:szCs w:val="23"/>
-        </w:rPr>
-        <w:t>]]</w:t>
+        <w:t>[[Direccion]]</w:t>
       </w:r>
       <w:r>
         <w:rPr>
@@ -2206,29 +2086,7 @@
           <w:sz w:val="23"/>
           <w:szCs w:val="23"/>
         </w:rPr>
-        <w:t>[[</w:t>
-      </w:r>
-      <w:proofErr w:type="spellStart"/>
-      <w:r>
-        <w:rPr>
-          <w:rFonts w:ascii="Calibri" w:eastAsia="Calibri" w:hAnsi="Calibri" w:cs="Calibri"/>
-          <w:b/>
-          <w:bCs/>
-          <w:sz w:val="23"/>
-          <w:szCs w:val="23"/>
-        </w:rPr>
-        <w:t>SalarioLetras</w:t>
-      </w:r>
-      <w:proofErr w:type="spellEnd"/>
-      <w:r>
-        <w:rPr>
-          <w:rFonts w:ascii="Calibri" w:eastAsia="Calibri" w:hAnsi="Calibri" w:cs="Calibri"/>
-          <w:b/>
-          <w:bCs/>
-          <w:sz w:val="23"/>
-          <w:szCs w:val="23"/>
-        </w:rPr>
-        <w:t xml:space="preserve">]] ([[Salario]]) </w:t>
+        <w:t xml:space="preserve">[[SalarioLetras]] ([[Salario]]) </w:t>
       </w:r>
       <w:r>
         <w:rPr>
@@ -2906,21 +2764,7 @@
         <w:rPr>
           <w:rFonts w:ascii="Calibri" w:eastAsia="Calibri" w:hAnsi="Calibri" w:cs="Calibri"/>
         </w:rPr>
-        <w:t xml:space="preserve"> reconoce y acepta que la característica de la estructura de cargos de la empresa es la </w:t>
-      </w:r>
-      <w:proofErr w:type="spellStart"/>
-      <w:r>
-        <w:rPr>
-          <w:rFonts w:ascii="Calibri" w:eastAsia="Calibri" w:hAnsi="Calibri" w:cs="Calibri"/>
-        </w:rPr>
-        <w:t>poliasignación</w:t>
-      </w:r>
-      <w:proofErr w:type="spellEnd"/>
-      <w:r>
-        <w:rPr>
-          <w:rFonts w:ascii="Calibri" w:eastAsia="Calibri" w:hAnsi="Calibri" w:cs="Calibri"/>
-        </w:rPr>
-        <w:t xml:space="preserve">, en virtud de la cual el trabajador puede ser asignado a las tareas que el empleador determine según el plan de trabajo y los objetivos empresariales y de acuerdo con el nivel funcional que le corresponde a </w:t>
+        <w:t xml:space="preserve"> reconoce y acepta que la característica de la estructura de cargos de la empresa es la poliasignación, en virtud de la cual el trabajador puede ser asignado a las tareas que el empleador determine según el plan de trabajo y los objetivos empresariales y de acuerdo con el nivel funcional que le corresponde a </w:t>
       </w:r>
       <w:r>
         <w:rPr>
@@ -3008,21 +2852,7 @@
         <w:rPr>
           <w:rFonts w:ascii="Calibri" w:eastAsia="Calibri" w:hAnsi="Calibri" w:cs="Calibri"/>
         </w:rPr>
-        <w:t xml:space="preserve"> haya celebrado para tal fin. De esa manera, para las partes es claro que las relaciones que se establezcan entre el trabajador y los terceros en virtud de la </w:t>
-      </w:r>
-      <w:proofErr w:type="spellStart"/>
-      <w:r>
-        <w:rPr>
-          <w:rFonts w:ascii="Calibri" w:eastAsia="Calibri" w:hAnsi="Calibri" w:cs="Calibri"/>
-        </w:rPr>
-        <w:t>poliasignación</w:t>
-      </w:r>
-      <w:proofErr w:type="spellEnd"/>
-      <w:r>
-        <w:rPr>
-          <w:rFonts w:ascii="Calibri" w:eastAsia="Calibri" w:hAnsi="Calibri" w:cs="Calibri"/>
-        </w:rPr>
-        <w:t xml:space="preserve"> mencionada en esta cláusula no se derivará vínculo laboral alguno, toda vez que la subordinación se mantiene en cabeza del empleador DIACO S.A. y será ejercida en virtud del contrato de trabajo celebrado entre esta y </w:t>
+        <w:t xml:space="preserve"> haya celebrado para tal fin. De esa manera, para las partes es claro que las relaciones que se establezcan entre el trabajador y los terceros en virtud de la poliasignación mencionada en esta cláusula no se derivará vínculo laboral alguno, toda vez que la subordinación se mantiene en cabeza del empleador DIACO S.A. y será ejercida en virtud del contrato de trabajo celebrado entre esta y </w:t>
       </w:r>
       <w:r>
         <w:rPr>
@@ -6070,23 +5900,7 @@
           <w:rFonts w:ascii="Calibri" w:eastAsia="Calibri" w:hAnsi="Calibri" w:cs="Calibri"/>
           <w:color w:val="000000"/>
         </w:rPr>
-        <w:t xml:space="preserve">Cumplimiento de </w:t>
-      </w:r>
-      <w:proofErr w:type="spellStart"/>
-      <w:r>
-        <w:rPr>
-          <w:rFonts w:ascii="Calibri" w:eastAsia="Calibri" w:hAnsi="Calibri" w:cs="Calibri"/>
-          <w:color w:val="000000"/>
-        </w:rPr>
-        <w:t>régimenes</w:t>
-      </w:r>
-      <w:proofErr w:type="spellEnd"/>
-      <w:r>
-        <w:rPr>
-          <w:rFonts w:ascii="Calibri" w:eastAsia="Calibri" w:hAnsi="Calibri" w:cs="Calibri"/>
-          <w:color w:val="000000"/>
-        </w:rPr>
-        <w:t xml:space="preserve"> tales como el SAGRILAFT y PTEE.</w:t>
+        <w:t>Cumplimiento de régimenes tales como el SAGRILAFT y PTEE.</w:t>
       </w:r>
     </w:p>
     <w:p>
@@ -6160,55 +5974,23 @@
           <w:rFonts w:ascii="Calibri" w:eastAsia="Calibri" w:hAnsi="Calibri" w:cs="Calibri"/>
           <w:color w:val="000000"/>
         </w:rPr>
-        <w:t xml:space="preserve"> tratará datos personales sensibles, tales como datos de salud, raza, situación sentimental o </w:t>
-      </w:r>
-      <w:proofErr w:type="spellStart"/>
-      <w:r>
-        <w:rPr>
-          <w:rFonts w:ascii="Calibri" w:eastAsia="Calibri" w:hAnsi="Calibri" w:cs="Calibri"/>
+        <w:t xml:space="preserve"> tratará datos personales sensibles, tales como datos de salud, raza, situación sentimental o genero, imagen, voz y/o video. Adicionalmente </w:t>
+      </w:r>
+      <w:r>
+        <w:rPr>
+          <w:rFonts w:ascii="Calibri" w:eastAsia="Calibri" w:hAnsi="Calibri" w:cs="Calibri"/>
+          <w:b/>
+          <w:bCs/>
           <w:color w:val="000000"/>
         </w:rPr>
-        <w:t>genero</w:t>
-      </w:r>
-      <w:proofErr w:type="spellEnd"/>
+        <w:t>DIACO S.A.</w:t>
+      </w:r>
       <w:r>
         <w:rPr>
           <w:rFonts w:ascii="Calibri" w:eastAsia="Calibri" w:hAnsi="Calibri" w:cs="Calibri"/>
           <w:color w:val="000000"/>
         </w:rPr>
-        <w:t xml:space="preserve">, imagen, voz y/o video. Adicionalmente </w:t>
-      </w:r>
-      <w:r>
-        <w:rPr>
-          <w:rFonts w:ascii="Calibri" w:eastAsia="Calibri" w:hAnsi="Calibri" w:cs="Calibri"/>
-          <w:b/>
-          <w:bCs/>
-          <w:color w:val="000000"/>
-        </w:rPr>
-        <w:t>DIACO S.A.</w:t>
-      </w:r>
-      <w:r>
-        <w:rPr>
-          <w:rFonts w:ascii="Calibri" w:eastAsia="Calibri" w:hAnsi="Calibri" w:cs="Calibri"/>
-          <w:color w:val="000000"/>
-        </w:rPr>
-        <w:t xml:space="preserve"> tendrá acceso a los datos de su familia, tales como datos de sus hijos (para aspectos relacionados con beneficios o celebraciones a los que estos puedan llegar a tener), </w:t>
-      </w:r>
-      <w:proofErr w:type="spellStart"/>
-      <w:r>
-        <w:rPr>
-          <w:rFonts w:ascii="Calibri" w:eastAsia="Calibri" w:hAnsi="Calibri" w:cs="Calibri"/>
-          <w:color w:val="000000"/>
-        </w:rPr>
-        <w:t>conyuge</w:t>
-      </w:r>
-      <w:proofErr w:type="spellEnd"/>
-      <w:r>
-        <w:rPr>
-          <w:rFonts w:ascii="Calibri" w:eastAsia="Calibri" w:hAnsi="Calibri" w:cs="Calibri"/>
-          <w:color w:val="000000"/>
-        </w:rPr>
-        <w:t xml:space="preserve"> o familiares (para aspectos relacionados con beneficios o celebraciones a los que estos puedan llegar a tener, contacto de emergencia, entre otros). </w:t>
+        <w:t xml:space="preserve"> tendrá acceso a los datos de su familia, tales como datos de sus hijos (para aspectos relacionados con beneficios o celebraciones a los que estos puedan llegar a tener), conyuge o familiares (para aspectos relacionados con beneficios o celebraciones a los que estos puedan llegar a tener, contacto de emergencia, entre otros). </w:t>
       </w:r>
     </w:p>
     <w:p>
@@ -6471,29 +6253,7 @@
           <w:sz w:val="23"/>
           <w:szCs w:val="23"/>
         </w:rPr>
-        <w:t>[[</w:t>
-      </w:r>
-      <w:proofErr w:type="spellStart"/>
-      <w:r>
-        <w:rPr>
-          <w:rFonts w:ascii="Calibri" w:eastAsia="Calibri" w:hAnsi="Calibri" w:cs="Calibri"/>
-          <w:b/>
-          <w:bCs/>
-          <w:sz w:val="23"/>
-          <w:szCs w:val="23"/>
-        </w:rPr>
-        <w:t>FechaIngreso</w:t>
-      </w:r>
-      <w:proofErr w:type="spellEnd"/>
-      <w:r>
-        <w:rPr>
-          <w:rFonts w:ascii="Calibri" w:eastAsia="Calibri" w:hAnsi="Calibri" w:cs="Calibri"/>
-          <w:b/>
-          <w:bCs/>
-          <w:sz w:val="23"/>
-          <w:szCs w:val="23"/>
-        </w:rPr>
-        <w:t xml:space="preserve">]] </w:t>
+        <w:t xml:space="preserve">[[FechaIngreso]] </w:t>
       </w:r>
       <w:r>
         <w:rPr>
@@ -6616,35 +6376,7 @@
         <w:rPr>
           <w:rFonts w:ascii="Calibri" w:eastAsia="Calibri" w:hAnsi="Calibri" w:cs="Calibri"/>
         </w:rPr>
-        <w:t xml:space="preserve">Las PARTES se comprometen a cumplir todas las leyes y regulaciones vigentes, incluyendo la Ley 1778 de 2016, el FCPA, el UK </w:t>
-      </w:r>
-      <w:proofErr w:type="spellStart"/>
-      <w:r>
-        <w:rPr>
-          <w:rFonts w:ascii="Calibri" w:eastAsia="Calibri" w:hAnsi="Calibri" w:cs="Calibri"/>
-        </w:rPr>
-        <w:t>Bribery</w:t>
-      </w:r>
-      <w:proofErr w:type="spellEnd"/>
-      <w:r>
-        <w:rPr>
-          <w:rFonts w:ascii="Calibri" w:eastAsia="Calibri" w:hAnsi="Calibri" w:cs="Calibri"/>
-        </w:rPr>
-        <w:t xml:space="preserve"> </w:t>
-      </w:r>
-      <w:proofErr w:type="spellStart"/>
-      <w:r>
-        <w:rPr>
-          <w:rFonts w:ascii="Calibri" w:eastAsia="Calibri" w:hAnsi="Calibri" w:cs="Calibri"/>
-        </w:rPr>
-        <w:t>Act</w:t>
-      </w:r>
-      <w:proofErr w:type="spellEnd"/>
-      <w:r>
-        <w:rPr>
-          <w:rFonts w:ascii="Calibri" w:eastAsia="Calibri" w:hAnsi="Calibri" w:cs="Calibri"/>
-        </w:rPr>
-        <w:t xml:space="preserve"> y otras relacionadas con soborno, corrupción y conflictos de interés.</w:t>
+        <w:t>Las PARTES se comprometen a cumplir todas las leyes y regulaciones vigentes, incluyendo la Ley 1778 de 2016, el FCPA, el UK Bribery Act y otras relacionadas con soborno, corrupción y conflictos de interés.</w:t>
       </w:r>
     </w:p>
     <w:p>
@@ -6765,21 +6497,7 @@
         <w:rPr>
           <w:rFonts w:ascii="Calibri" w:eastAsia="Calibri" w:hAnsi="Calibri" w:cs="Calibri"/>
         </w:rPr>
-        <w:t xml:space="preserve">Las PARTES garantizarán que sus representantes no son funcionarios públicos </w:t>
-      </w:r>
-      <w:proofErr w:type="spellStart"/>
-      <w:r>
-        <w:rPr>
-          <w:rFonts w:ascii="Calibri" w:eastAsia="Calibri" w:hAnsi="Calibri" w:cs="Calibri"/>
-        </w:rPr>
-        <w:t>y</w:t>
-      </w:r>
-      <w:proofErr w:type="spellEnd"/>
-      <w:r>
-        <w:rPr>
-          <w:rFonts w:ascii="Calibri" w:eastAsia="Calibri" w:hAnsi="Calibri" w:cs="Calibri"/>
-        </w:rPr>
-        <w:t xml:space="preserve"> informarán sobre cualquier cambio en este estatus.</w:t>
+        <w:t>Las PARTES garantizarán que sus representantes no son funcionarios públicos y informarán sobre cualquier cambio en este estatus.</w:t>
       </w:r>
     </w:p>
     <w:p>
@@ -6985,21 +6703,12 @@
           <w:color w:val="000000"/>
         </w:rPr>
       </w:pPr>
-      <w:proofErr w:type="spellStart"/>
       <w:r>
         <w:rPr>
           <w:rFonts w:ascii="Calibri" w:eastAsia="Calibri" w:hAnsi="Calibri" w:cs="Calibri"/>
           <w:color w:val="000000"/>
         </w:rPr>
-        <w:t>ii</w:t>
-      </w:r>
-      <w:proofErr w:type="spellEnd"/>
-      <w:r>
-        <w:rPr>
-          <w:rFonts w:ascii="Calibri" w:eastAsia="Calibri" w:hAnsi="Calibri" w:cs="Calibri"/>
-          <w:color w:val="000000"/>
-        </w:rPr>
-        <w:t xml:space="preserve">. </w:t>
+        <w:t xml:space="preserve">ii. </w:t>
       </w:r>
       <w:r>
         <w:rPr>
@@ -7045,21 +6754,12 @@
           <w:color w:val="000000"/>
         </w:rPr>
       </w:pPr>
-      <w:proofErr w:type="spellStart"/>
       <w:r>
         <w:rPr>
           <w:rFonts w:ascii="Calibri" w:eastAsia="Calibri" w:hAnsi="Calibri" w:cs="Calibri"/>
           <w:color w:val="000000"/>
         </w:rPr>
-        <w:t>iii</w:t>
-      </w:r>
-      <w:proofErr w:type="spellEnd"/>
-      <w:r>
-        <w:rPr>
-          <w:rFonts w:ascii="Calibri" w:eastAsia="Calibri" w:hAnsi="Calibri" w:cs="Calibri"/>
-          <w:color w:val="000000"/>
-        </w:rPr>
-        <w:t xml:space="preserve">. </w:t>
+        <w:t xml:space="preserve">iii. </w:t>
       </w:r>
       <w:r>
         <w:rPr>
@@ -8067,18 +7767,8 @@
           <w:bCs/>
         </w:rPr>
         <w:tab/>
-        <w:t xml:space="preserve"> </w:t>
-      </w:r>
-      <w:proofErr w:type="spellStart"/>
-      <w:r>
-        <w:rPr>
-          <w:rFonts w:ascii="Calibri" w:eastAsia="Calibri" w:hAnsi="Calibri" w:cs="Calibri"/>
-          <w:b/>
-          <w:bCs/>
-        </w:rPr>
-        <w:t>TESTIGO</w:t>
-      </w:r>
-      <w:proofErr w:type="spellEnd"/>
+        <w:t xml:space="preserve"> TESTIGO</w:t>
+      </w:r>
     </w:p>
     <w:sectPr>
       <w:headerReference w:type="default" r:id="rId9"/>

--- a/webapp/templates/word/Contrato_Termino_Fijo.docx
+++ b/webapp/templates/word/Contrato_Termino_Fijo.docx
@@ -294,7 +294,16 @@
                 <w:sz w:val="23"/>
                 <w:szCs w:val="23"/>
               </w:rPr>
-              <w:t>[[CiudadFecha</w:t>
+              <w:t>[[</w:t>
+            </w:r>
+            <w:proofErr w:type="spellStart"/>
+            <w:r>
+              <w:rPr>
+                <w:rFonts w:ascii="Calibri" w:eastAsia="Calibri" w:hAnsi="Calibri" w:cs="Calibri"/>
+                <w:sz w:val="23"/>
+                <w:szCs w:val="23"/>
+              </w:rPr>
+              <w:t>CiudadFecha</w:t>
             </w:r>
             <w:r>
               <w:rPr>
@@ -312,6 +321,7 @@
               </w:rPr>
               <w:t>s</w:t>
             </w:r>
+            <w:proofErr w:type="spellEnd"/>
             <w:r>
               <w:rPr>
                 <w:rFonts w:ascii="Calibri" w:eastAsia="Calibri" w:hAnsi="Calibri" w:cs="Calibri"/>
@@ -369,6 +379,7 @@
               </w:rPr>
               <w:t>[[</w:t>
             </w:r>
+            <w:proofErr w:type="spellStart"/>
             <w:r>
               <w:rPr>
                 <w:rFonts w:ascii="Calibri" w:eastAsia="Calibri" w:hAnsi="Calibri" w:cs="Calibri"/>
@@ -385,6 +396,7 @@
               </w:rPr>
               <w:t>irma</w:t>
             </w:r>
+            <w:proofErr w:type="spellEnd"/>
             <w:r>
               <w:rPr>
                 <w:rFonts w:ascii="Calibri" w:eastAsia="Calibri" w:hAnsi="Calibri" w:cs="Calibri"/>
@@ -492,7 +504,25 @@
                 <w:sz w:val="23"/>
                 <w:szCs w:val="23"/>
               </w:rPr>
-              <w:t xml:space="preserve">[[PeriodoPago]] </w:t>
+              <w:t>[[</w:t>
+            </w:r>
+            <w:proofErr w:type="spellStart"/>
+            <w:r>
+              <w:rPr>
+                <w:rFonts w:ascii="Calibri" w:eastAsia="Calibri" w:hAnsi="Calibri" w:cs="Calibri"/>
+                <w:sz w:val="23"/>
+                <w:szCs w:val="23"/>
+              </w:rPr>
+              <w:t>PeriodoPago</w:t>
+            </w:r>
+            <w:proofErr w:type="spellEnd"/>
+            <w:r>
+              <w:rPr>
+                <w:rFonts w:ascii="Calibri" w:eastAsia="Calibri" w:hAnsi="Calibri" w:cs="Calibri"/>
+                <w:sz w:val="23"/>
+                <w:szCs w:val="23"/>
+              </w:rPr>
+              <w:t xml:space="preserve">]] </w:t>
             </w:r>
           </w:p>
         </w:tc>
@@ -541,7 +571,16 @@
                 <w:sz w:val="23"/>
                 <w:szCs w:val="23"/>
               </w:rPr>
-              <w:t>[[FechaIn</w:t>
+              <w:t>[[</w:t>
+            </w:r>
+            <w:proofErr w:type="spellStart"/>
+            <w:r>
+              <w:rPr>
+                <w:rFonts w:ascii="Calibri" w:eastAsia="Calibri" w:hAnsi="Calibri" w:cs="Calibri"/>
+                <w:sz w:val="23"/>
+                <w:szCs w:val="23"/>
+              </w:rPr>
+              <w:t>FechaIn</w:t>
             </w:r>
             <w:r>
               <w:rPr>
@@ -551,6 +590,7 @@
               </w:rPr>
               <w:t>gresoMayus</w:t>
             </w:r>
+            <w:proofErr w:type="spellEnd"/>
             <w:r>
               <w:rPr>
                 <w:rFonts w:ascii="Calibri" w:eastAsia="Calibri" w:hAnsi="Calibri" w:cs="Calibri"/>
@@ -598,29 +638,39 @@
             <w:pPr>
               <w:rPr>
                 <w:rFonts w:ascii="Calibri" w:eastAsia="Calibri" w:hAnsi="Calibri" w:cs="Calibri"/>
+                <w:b/>
+                <w:bCs/>
               </w:rPr>
             </w:pPr>
             <w:r>
               <w:rPr>
                 <w:rFonts w:ascii="Calibri" w:eastAsia="Calibri" w:hAnsi="Calibri" w:cs="Calibri"/>
+                <w:b/>
+                <w:bCs/>
               </w:rPr>
               <w:t>UN (</w:t>
             </w:r>
             <w:r>
               <w:rPr>
                 <w:rFonts w:ascii="Calibri" w:eastAsia="Calibri" w:hAnsi="Calibri" w:cs="Calibri"/>
+                <w:b/>
+                <w:bCs/>
               </w:rPr>
               <w:t>1</w:t>
             </w:r>
             <w:r>
               <w:rPr>
                 <w:rFonts w:ascii="Calibri" w:eastAsia="Calibri" w:hAnsi="Calibri" w:cs="Calibri"/>
+                <w:b/>
+                <w:bCs/>
               </w:rPr>
               <w:t>)</w:t>
             </w:r>
             <w:r>
               <w:rPr>
                 <w:rFonts w:ascii="Calibri" w:eastAsia="Calibri" w:hAnsi="Calibri" w:cs="Calibri"/>
+                <w:b/>
+                <w:bCs/>
               </w:rPr>
               <w:t xml:space="preserve"> MES </w:t>
             </w:r>
@@ -664,11 +714,15 @@
             <w:pPr>
               <w:rPr>
                 <w:rFonts w:ascii="Calibri" w:eastAsia="Calibri" w:hAnsi="Calibri" w:cs="Calibri"/>
+                <w:b/>
+                <w:bCs/>
               </w:rPr>
             </w:pPr>
             <w:r>
               <w:rPr>
                 <w:rFonts w:ascii="Calibri" w:eastAsia="Calibri" w:hAnsi="Calibri" w:cs="Calibri"/>
+                <w:b/>
+                <w:bCs/>
               </w:rPr>
               <w:t xml:space="preserve">TERMINO FIJO </w:t>
             </w:r>
@@ -818,6 +872,7 @@
         </w:rPr>
         <w:t>[[</w:t>
       </w:r>
+      <w:proofErr w:type="spellStart"/>
       <w:r>
         <w:rPr>
           <w:rFonts w:ascii="Calibri" w:eastAsia="Calibri" w:hAnsi="Calibri" w:cs="Calibri"/>
@@ -828,6 +883,7 @@
         </w:rPr>
         <w:t>CiudadExpedicion</w:t>
       </w:r>
+      <w:proofErr w:type="spellEnd"/>
       <w:r>
         <w:rPr>
           <w:rFonts w:ascii="Calibri" w:eastAsia="Calibri" w:hAnsi="Calibri" w:cs="Calibri"/>
@@ -858,7 +914,29 @@
           <w:sz w:val="23"/>
           <w:szCs w:val="23"/>
         </w:rPr>
-        <w:t>[[Direccion]]</w:t>
+        <w:t>[[</w:t>
+      </w:r>
+      <w:proofErr w:type="spellStart"/>
+      <w:r>
+        <w:rPr>
+          <w:rFonts w:ascii="Calibri" w:eastAsia="Calibri" w:hAnsi="Calibri" w:cs="Calibri"/>
+          <w:b/>
+          <w:bCs/>
+          <w:sz w:val="23"/>
+          <w:szCs w:val="23"/>
+        </w:rPr>
+        <w:t>Direccion</w:t>
+      </w:r>
+      <w:proofErr w:type="spellEnd"/>
+      <w:r>
+        <w:rPr>
+          <w:rFonts w:ascii="Calibri" w:eastAsia="Calibri" w:hAnsi="Calibri" w:cs="Calibri"/>
+          <w:b/>
+          <w:bCs/>
+          <w:sz w:val="23"/>
+          <w:szCs w:val="23"/>
+        </w:rPr>
+        <w:t>]]</w:t>
       </w:r>
       <w:r>
         <w:rPr>
@@ -2086,7 +2164,29 @@
           <w:sz w:val="23"/>
           <w:szCs w:val="23"/>
         </w:rPr>
-        <w:t xml:space="preserve">[[SalarioLetras]] ([[Salario]]) </w:t>
+        <w:t>[[</w:t>
+      </w:r>
+      <w:proofErr w:type="spellStart"/>
+      <w:r>
+        <w:rPr>
+          <w:rFonts w:ascii="Calibri" w:eastAsia="Calibri" w:hAnsi="Calibri" w:cs="Calibri"/>
+          <w:b/>
+          <w:bCs/>
+          <w:sz w:val="23"/>
+          <w:szCs w:val="23"/>
+        </w:rPr>
+        <w:t>SalarioLetras</w:t>
+      </w:r>
+      <w:proofErr w:type="spellEnd"/>
+      <w:r>
+        <w:rPr>
+          <w:rFonts w:ascii="Calibri" w:eastAsia="Calibri" w:hAnsi="Calibri" w:cs="Calibri"/>
+          <w:b/>
+          <w:bCs/>
+          <w:sz w:val="23"/>
+          <w:szCs w:val="23"/>
+        </w:rPr>
+        <w:t xml:space="preserve">]] ([[Salario]]) </w:t>
       </w:r>
       <w:r>
         <w:rPr>
@@ -2764,7 +2864,21 @@
         <w:rPr>
           <w:rFonts w:ascii="Calibri" w:eastAsia="Calibri" w:hAnsi="Calibri" w:cs="Calibri"/>
         </w:rPr>
-        <w:t xml:space="preserve"> reconoce y acepta que la característica de la estructura de cargos de la empresa es la poliasignación, en virtud de la cual el trabajador puede ser asignado a las tareas que el empleador determine según el plan de trabajo y los objetivos empresariales y de acuerdo con el nivel funcional que le corresponde a </w:t>
+        <w:t xml:space="preserve"> reconoce y acepta que la característica de la estructura de cargos de la empresa es la </w:t>
+      </w:r>
+      <w:proofErr w:type="spellStart"/>
+      <w:r>
+        <w:rPr>
+          <w:rFonts w:ascii="Calibri" w:eastAsia="Calibri" w:hAnsi="Calibri" w:cs="Calibri"/>
+        </w:rPr>
+        <w:t>poliasignación</w:t>
+      </w:r>
+      <w:proofErr w:type="spellEnd"/>
+      <w:r>
+        <w:rPr>
+          <w:rFonts w:ascii="Calibri" w:eastAsia="Calibri" w:hAnsi="Calibri" w:cs="Calibri"/>
+        </w:rPr>
+        <w:t xml:space="preserve">, en virtud de la cual el trabajador puede ser asignado a las tareas que el empleador determine según el plan de trabajo y los objetivos empresariales y de acuerdo con el nivel funcional que le corresponde a </w:t>
       </w:r>
       <w:r>
         <w:rPr>
@@ -2852,7 +2966,21 @@
         <w:rPr>
           <w:rFonts w:ascii="Calibri" w:eastAsia="Calibri" w:hAnsi="Calibri" w:cs="Calibri"/>
         </w:rPr>
-        <w:t xml:space="preserve"> haya celebrado para tal fin. De esa manera, para las partes es claro que las relaciones que se establezcan entre el trabajador y los terceros en virtud de la poliasignación mencionada en esta cláusula no se derivará vínculo laboral alguno, toda vez que la subordinación se mantiene en cabeza del empleador DIACO S.A. y será ejercida en virtud del contrato de trabajo celebrado entre esta y </w:t>
+        <w:t xml:space="preserve"> haya celebrado para tal fin. De esa manera, para las partes es claro que las relaciones que se establezcan entre el trabajador y los terceros en virtud de la </w:t>
+      </w:r>
+      <w:proofErr w:type="spellStart"/>
+      <w:r>
+        <w:rPr>
+          <w:rFonts w:ascii="Calibri" w:eastAsia="Calibri" w:hAnsi="Calibri" w:cs="Calibri"/>
+        </w:rPr>
+        <w:t>poliasignación</w:t>
+      </w:r>
+      <w:proofErr w:type="spellEnd"/>
+      <w:r>
+        <w:rPr>
+          <w:rFonts w:ascii="Calibri" w:eastAsia="Calibri" w:hAnsi="Calibri" w:cs="Calibri"/>
+        </w:rPr>
+        <w:t xml:space="preserve"> mencionada en esta cláusula no se derivará vínculo laboral alguno, toda vez que la subordinación se mantiene en cabeza del empleador DIACO S.A. y será ejercida en virtud del contrato de trabajo celebrado entre esta y </w:t>
       </w:r>
       <w:r>
         <w:rPr>
@@ -5900,7 +6028,23 @@
           <w:rFonts w:ascii="Calibri" w:eastAsia="Calibri" w:hAnsi="Calibri" w:cs="Calibri"/>
           <w:color w:val="000000"/>
         </w:rPr>
-        <w:t>Cumplimiento de régimenes tales como el SAGRILAFT y PTEE.</w:t>
+        <w:t xml:space="preserve">Cumplimiento de </w:t>
+      </w:r>
+      <w:proofErr w:type="spellStart"/>
+      <w:r>
+        <w:rPr>
+          <w:rFonts w:ascii="Calibri" w:eastAsia="Calibri" w:hAnsi="Calibri" w:cs="Calibri"/>
+          <w:color w:val="000000"/>
+        </w:rPr>
+        <w:t>régimenes</w:t>
+      </w:r>
+      <w:proofErr w:type="spellEnd"/>
+      <w:r>
+        <w:rPr>
+          <w:rFonts w:ascii="Calibri" w:eastAsia="Calibri" w:hAnsi="Calibri" w:cs="Calibri"/>
+          <w:color w:val="000000"/>
+        </w:rPr>
+        <w:t xml:space="preserve"> tales como el SAGRILAFT y PTEE.</w:t>
       </w:r>
     </w:p>
     <w:p>
@@ -5974,15 +6118,31 @@
           <w:rFonts w:ascii="Calibri" w:eastAsia="Calibri" w:hAnsi="Calibri" w:cs="Calibri"/>
           <w:color w:val="000000"/>
         </w:rPr>
-        <w:t xml:space="preserve"> tratará datos personales sensibles, tales como datos de salud, raza, situación sentimental o genero, imagen, voz y/o video. Adicionalmente </w:t>
-      </w:r>
-      <w:r>
-        <w:rPr>
-          <w:rFonts w:ascii="Calibri" w:eastAsia="Calibri" w:hAnsi="Calibri" w:cs="Calibri"/>
-          <w:b/>
-          <w:bCs/>
+        <w:t xml:space="preserve"> tratará datos personales sensibles, tales como datos de salud, raza, situación sentimental o </w:t>
+      </w:r>
+      <w:proofErr w:type="spellStart"/>
+      <w:r>
+        <w:rPr>
+          <w:rFonts w:ascii="Calibri" w:eastAsia="Calibri" w:hAnsi="Calibri" w:cs="Calibri"/>
           <w:color w:val="000000"/>
         </w:rPr>
+        <w:t>genero</w:t>
+      </w:r>
+      <w:proofErr w:type="spellEnd"/>
+      <w:r>
+        <w:rPr>
+          <w:rFonts w:ascii="Calibri" w:eastAsia="Calibri" w:hAnsi="Calibri" w:cs="Calibri"/>
+          <w:color w:val="000000"/>
+        </w:rPr>
+        <w:t xml:space="preserve">, imagen, voz y/o video. Adicionalmente </w:t>
+      </w:r>
+      <w:r>
+        <w:rPr>
+          <w:rFonts w:ascii="Calibri" w:eastAsia="Calibri" w:hAnsi="Calibri" w:cs="Calibri"/>
+          <w:b/>
+          <w:bCs/>
+          <w:color w:val="000000"/>
+        </w:rPr>
         <w:t>DIACO S.A.</w:t>
       </w:r>
       <w:r>
@@ -5990,7 +6150,23 @@
           <w:rFonts w:ascii="Calibri" w:eastAsia="Calibri" w:hAnsi="Calibri" w:cs="Calibri"/>
           <w:color w:val="000000"/>
         </w:rPr>
-        <w:t xml:space="preserve"> tendrá acceso a los datos de su familia, tales como datos de sus hijos (para aspectos relacionados con beneficios o celebraciones a los que estos puedan llegar a tener), conyuge o familiares (para aspectos relacionados con beneficios o celebraciones a los que estos puedan llegar a tener, contacto de emergencia, entre otros). </w:t>
+        <w:t xml:space="preserve"> tendrá acceso a los datos de su familia, tales como datos de sus hijos (para aspectos relacionados con beneficios o celebraciones a los que estos puedan llegar a tener), </w:t>
+      </w:r>
+      <w:proofErr w:type="spellStart"/>
+      <w:r>
+        <w:rPr>
+          <w:rFonts w:ascii="Calibri" w:eastAsia="Calibri" w:hAnsi="Calibri" w:cs="Calibri"/>
+          <w:color w:val="000000"/>
+        </w:rPr>
+        <w:t>conyuge</w:t>
+      </w:r>
+      <w:proofErr w:type="spellEnd"/>
+      <w:r>
+        <w:rPr>
+          <w:rFonts w:ascii="Calibri" w:eastAsia="Calibri" w:hAnsi="Calibri" w:cs="Calibri"/>
+          <w:color w:val="000000"/>
+        </w:rPr>
+        <w:t xml:space="preserve"> o familiares (para aspectos relacionados con beneficios o celebraciones a los que estos puedan llegar a tener, contacto de emergencia, entre otros). </w:t>
       </w:r>
     </w:p>
     <w:p>
@@ -6253,7 +6429,29 @@
           <w:sz w:val="23"/>
           <w:szCs w:val="23"/>
         </w:rPr>
-        <w:t xml:space="preserve">[[FechaIngreso]] </w:t>
+        <w:t>[[</w:t>
+      </w:r>
+      <w:proofErr w:type="spellStart"/>
+      <w:r>
+        <w:rPr>
+          <w:rFonts w:ascii="Calibri" w:eastAsia="Calibri" w:hAnsi="Calibri" w:cs="Calibri"/>
+          <w:b/>
+          <w:bCs/>
+          <w:sz w:val="23"/>
+          <w:szCs w:val="23"/>
+        </w:rPr>
+        <w:t>FechaIngreso</w:t>
+      </w:r>
+      <w:proofErr w:type="spellEnd"/>
+      <w:r>
+        <w:rPr>
+          <w:rFonts w:ascii="Calibri" w:eastAsia="Calibri" w:hAnsi="Calibri" w:cs="Calibri"/>
+          <w:b/>
+          <w:bCs/>
+          <w:sz w:val="23"/>
+          <w:szCs w:val="23"/>
+        </w:rPr>
+        <w:t xml:space="preserve">]] </w:t>
       </w:r>
       <w:r>
         <w:rPr>
@@ -6376,7 +6574,35 @@
         <w:rPr>
           <w:rFonts w:ascii="Calibri" w:eastAsia="Calibri" w:hAnsi="Calibri" w:cs="Calibri"/>
         </w:rPr>
-        <w:t>Las PARTES se comprometen a cumplir todas las leyes y regulaciones vigentes, incluyendo la Ley 1778 de 2016, el FCPA, el UK Bribery Act y otras relacionadas con soborno, corrupción y conflictos de interés.</w:t>
+        <w:t xml:space="preserve">Las PARTES se comprometen a cumplir todas las leyes y regulaciones vigentes, incluyendo la Ley 1778 de 2016, el FCPA, el UK </w:t>
+      </w:r>
+      <w:proofErr w:type="spellStart"/>
+      <w:r>
+        <w:rPr>
+          <w:rFonts w:ascii="Calibri" w:eastAsia="Calibri" w:hAnsi="Calibri" w:cs="Calibri"/>
+        </w:rPr>
+        <w:t>Bribery</w:t>
+      </w:r>
+      <w:proofErr w:type="spellEnd"/>
+      <w:r>
+        <w:rPr>
+          <w:rFonts w:ascii="Calibri" w:eastAsia="Calibri" w:hAnsi="Calibri" w:cs="Calibri"/>
+        </w:rPr>
+        <w:t xml:space="preserve"> </w:t>
+      </w:r>
+      <w:proofErr w:type="spellStart"/>
+      <w:r>
+        <w:rPr>
+          <w:rFonts w:ascii="Calibri" w:eastAsia="Calibri" w:hAnsi="Calibri" w:cs="Calibri"/>
+        </w:rPr>
+        <w:t>Act</w:t>
+      </w:r>
+      <w:proofErr w:type="spellEnd"/>
+      <w:r>
+        <w:rPr>
+          <w:rFonts w:ascii="Calibri" w:eastAsia="Calibri" w:hAnsi="Calibri" w:cs="Calibri"/>
+        </w:rPr>
+        <w:t xml:space="preserve"> y otras relacionadas con soborno, corrupción y conflictos de interés.</w:t>
       </w:r>
     </w:p>
     <w:p>
@@ -6497,7 +6723,21 @@
         <w:rPr>
           <w:rFonts w:ascii="Calibri" w:eastAsia="Calibri" w:hAnsi="Calibri" w:cs="Calibri"/>
         </w:rPr>
-        <w:t>Las PARTES garantizarán que sus representantes no son funcionarios públicos y informarán sobre cualquier cambio en este estatus.</w:t>
+        <w:t xml:space="preserve">Las PARTES garantizarán que sus representantes no son funcionarios públicos </w:t>
+      </w:r>
+      <w:proofErr w:type="spellStart"/>
+      <w:r>
+        <w:rPr>
+          <w:rFonts w:ascii="Calibri" w:eastAsia="Calibri" w:hAnsi="Calibri" w:cs="Calibri"/>
+        </w:rPr>
+        <w:t>y</w:t>
+      </w:r>
+      <w:proofErr w:type="spellEnd"/>
+      <w:r>
+        <w:rPr>
+          <w:rFonts w:ascii="Calibri" w:eastAsia="Calibri" w:hAnsi="Calibri" w:cs="Calibri"/>
+        </w:rPr>
+        <w:t xml:space="preserve"> informarán sobre cualquier cambio en este estatus.</w:t>
       </w:r>
     </w:p>
     <w:p>
@@ -6703,12 +6943,21 @@
           <w:color w:val="000000"/>
         </w:rPr>
       </w:pPr>
+      <w:proofErr w:type="spellStart"/>
       <w:r>
         <w:rPr>
           <w:rFonts w:ascii="Calibri" w:eastAsia="Calibri" w:hAnsi="Calibri" w:cs="Calibri"/>
           <w:color w:val="000000"/>
         </w:rPr>
-        <w:t xml:space="preserve">ii. </w:t>
+        <w:t>ii</w:t>
+      </w:r>
+      <w:proofErr w:type="spellEnd"/>
+      <w:r>
+        <w:rPr>
+          <w:rFonts w:ascii="Calibri" w:eastAsia="Calibri" w:hAnsi="Calibri" w:cs="Calibri"/>
+          <w:color w:val="000000"/>
+        </w:rPr>
+        <w:t xml:space="preserve">. </w:t>
       </w:r>
       <w:r>
         <w:rPr>
@@ -6754,12 +7003,21 @@
           <w:color w:val="000000"/>
         </w:rPr>
       </w:pPr>
+      <w:proofErr w:type="spellStart"/>
       <w:r>
         <w:rPr>
           <w:rFonts w:ascii="Calibri" w:eastAsia="Calibri" w:hAnsi="Calibri" w:cs="Calibri"/>
           <w:color w:val="000000"/>
         </w:rPr>
-        <w:t xml:space="preserve">iii. </w:t>
+        <w:t>iii</w:t>
+      </w:r>
+      <w:proofErr w:type="spellEnd"/>
+      <w:r>
+        <w:rPr>
+          <w:rFonts w:ascii="Calibri" w:eastAsia="Calibri" w:hAnsi="Calibri" w:cs="Calibri"/>
+          <w:color w:val="000000"/>
+        </w:rPr>
+        <w:t xml:space="preserve">. </w:t>
       </w:r>
       <w:r>
         <w:rPr>
@@ -7147,38 +7405,11 @@
     </w:p>
     <w:p>
       <w:pPr>
-        <w:pBdr>
-          <w:top w:val="nil"/>
-          <w:left w:val="nil"/>
-          <w:bottom w:val="nil"/>
-          <w:right w:val="nil"/>
-          <w:between w:val="nil"/>
-        </w:pBdr>
-        <w:rPr>
-          <w:rFonts w:ascii="Calibri" w:eastAsia="Calibri" w:hAnsi="Calibri" w:cs="Calibri"/>
-          <w:color w:val="000000"/>
-        </w:rPr>
-      </w:pPr>
-    </w:p>
-    <w:p>
-      <w:pPr>
         <w:widowControl/>
         <w:spacing w:after="160"/>
         <w:jc w:val="both"/>
         <w:rPr>
           <w:rFonts w:ascii="Calibri" w:eastAsia="Calibri" w:hAnsi="Calibri" w:cs="Calibri"/>
-          <w:b/>
-          <w:bCs/>
-        </w:rPr>
-      </w:pPr>
-    </w:p>
-    <w:p>
-      <w:pPr>
-        <w:widowControl/>
-        <w:spacing w:after="160"/>
-        <w:jc w:val="both"/>
-        <w:rPr>
-          <w:rFonts w:ascii="Calibri" w:eastAsia="Calibri" w:hAnsi="Calibri" w:cs="Calibri"/>
         </w:rPr>
       </w:pPr>
       <w:r>
@@ -7188,22 +7419,20 @@
           <w:bCs/>
         </w:rPr>
         <w:br/>
-        <w:t xml:space="preserve">28. COMPROMISO DE CUMPLIMIENTO PROGRAMA DE NORMAS EN DERECHO A LA COMPETENCIA. </w:t>
-      </w:r>
-      <w:r>
-        <w:rPr>
-          <w:rFonts w:ascii="Calibri" w:eastAsia="Calibri" w:hAnsi="Calibri" w:cs="Calibri"/>
-          <w:b/>
-          <w:bCs/>
+        <w:t>28. COMPROMISO DE CUMPLIMIENTO PROGRAMA DE NORMAS EN DERECHO A LA COMPETENCIA. EL EMPLEADO</w:t>
+      </w:r>
+      <w:r>
+        <w:rPr>
+          <w:rFonts w:ascii="Calibri" w:eastAsia="Calibri" w:hAnsi="Calibri" w:cs="Calibri"/>
+        </w:rPr>
+        <w:t xml:space="preserve"> se compromete a cumplir en su totalidad lo establecido en el Decreto 2153 de 1992, Ley 256 de 1996, Ley 155 de 1959, Ley 1340 de 2009, y todas las normas y regulaciones aplicables al régimen de protección de libre competencia. Asimismo, declara que se compromete a que todas las </w:t>
+      </w:r>
+      <w:r>
+        <w:rPr>
+          <w:rFonts w:ascii="Calibri" w:eastAsia="Calibri" w:hAnsi="Calibri" w:cs="Calibri"/>
         </w:rPr>
         <w:lastRenderedPageBreak/>
-        <w:t>EL EMPLEADO</w:t>
-      </w:r>
-      <w:r>
-        <w:rPr>
-          <w:rFonts w:ascii="Calibri" w:eastAsia="Calibri" w:hAnsi="Calibri" w:cs="Calibri"/>
-        </w:rPr>
-        <w:t xml:space="preserve"> se compromete a cumplir en su totalidad lo establecido en el Decreto 2153 de 1992, Ley 256 de 1996, Ley 155 de 1959, Ley 1340 de 2009, y todas las normas y regulaciones aplicables al régimen de protección de libre competencia. Asimismo, declara que se compromete a que todas las actividades que en virtud de esta relación contractual se ejecuten serán realizadas de conformidad con los más elevados estándares de transparencia, integridad, legalidad y respetando el Código de Ética, y todas las demás políticas internas de la compañía.</w:t>
+        <w:t>actividades que en virtud de esta relación contractual se ejecuten serán realizadas de conformidad con los más elevados estándares de transparencia, integridad, legalidad y respetando el Código de Ética, y todas las demás políticas internas de la compañía.</w:t>
       </w:r>
     </w:p>
     <w:p>
@@ -7448,7 +7677,26 @@
     </w:p>
     <w:p>
       <w:pPr>
-        <w:widowControl/>
+        <w:jc w:val="both"/>
+        <w:rPr>
+          <w:rFonts w:ascii="Calibri" w:eastAsia="Calibri" w:hAnsi="Calibri" w:cs="Calibri"/>
+          <w:sz w:val="23"/>
+          <w:szCs w:val="23"/>
+        </w:rPr>
+      </w:pPr>
+    </w:p>
+    <w:p>
+      <w:pPr>
+        <w:jc w:val="both"/>
+        <w:rPr>
+          <w:rFonts w:ascii="Calibri" w:eastAsia="Calibri" w:hAnsi="Calibri" w:cs="Calibri"/>
+          <w:sz w:val="23"/>
+          <w:szCs w:val="23"/>
+        </w:rPr>
+      </w:pPr>
+    </w:p>
+    <w:p>
+      <w:pPr>
         <w:tabs>
           <w:tab w:val="left" w:pos="709"/>
           <w:tab w:val="left" w:pos="1418"/>
@@ -7468,13 +7716,163 @@
           <w:tab w:val="left" w:pos="11344"/>
           <w:tab w:val="left" w:pos="12053"/>
         </w:tabs>
-        <w:jc w:val="both"/>
-        <w:rPr>
-          <w:rFonts w:ascii="Calibri" w:eastAsia="Calibri" w:hAnsi="Calibri" w:cs="Calibri"/>
-          <w:b/>
-          <w:bCs/>
-        </w:rPr>
-      </w:pPr>
+        <w:rPr>
+          <w:rFonts w:ascii="Calibri" w:eastAsia="Calibri" w:hAnsi="Calibri" w:cs="Calibri"/>
+          <w:sz w:val="23"/>
+          <w:szCs w:val="23"/>
+        </w:rPr>
+      </w:pPr>
+      <w:r>
+        <w:rPr>
+          <w:rFonts w:ascii="Calibri" w:eastAsia="Calibri" w:hAnsi="Calibri" w:cs="Calibri"/>
+          <w:noProof/>
+          <w:sz w:val="23"/>
+          <w:szCs w:val="23"/>
+        </w:rPr>
+        <mc:AlternateContent>
+          <mc:Choice Requires="wps">
+            <w:drawing>
+              <wp:anchor distT="0" distB="0" distL="114300" distR="114300" simplePos="0" relativeHeight="251659264" behindDoc="0" locked="0" layoutInCell="1" allowOverlap="1" wp14:anchorId="5A05B807" wp14:editId="2871B851">
+                <wp:simplePos x="0" y="0"/>
+                <wp:positionH relativeFrom="column">
+                  <wp:posOffset>2771775</wp:posOffset>
+                </wp:positionH>
+                <wp:positionV relativeFrom="paragraph">
+                  <wp:posOffset>9525</wp:posOffset>
+                </wp:positionV>
+                <wp:extent cx="1943100" cy="0"/>
+                <wp:effectExtent l="38100" t="38100" r="57150" b="95250"/>
+                <wp:wrapNone/>
+                <wp:docPr id="2" name="Conector: angular 2"/>
+                <wp:cNvGraphicFramePr/>
+                <a:graphic xmlns:a="http://schemas.openxmlformats.org/drawingml/2006/main">
+                  <a:graphicData uri="http://schemas.microsoft.com/office/word/2010/wordprocessingShape">
+                    <wps:wsp>
+                      <wps:cNvCnPr/>
+                      <wps:spPr>
+                        <a:xfrm>
+                          <a:off x="0" y="0"/>
+                          <a:ext cx="1943100" cy="0"/>
+                        </a:xfrm>
+                        <a:prstGeom prst="bentConnector3">
+                          <a:avLst/>
+                        </a:prstGeom>
+                        <a:ln w="6350"/>
+                      </wps:spPr>
+                      <wps:style>
+                        <a:lnRef idx="2">
+                          <a:schemeClr val="dk1"/>
+                        </a:lnRef>
+                        <a:fillRef idx="0">
+                          <a:schemeClr val="dk1"/>
+                        </a:fillRef>
+                        <a:effectRef idx="1">
+                          <a:schemeClr val="dk1"/>
+                        </a:effectRef>
+                        <a:fontRef idx="minor">
+                          <a:schemeClr val="tx1"/>
+                        </a:fontRef>
+                      </wps:style>
+                      <wps:bodyPr/>
+                    </wps:wsp>
+                  </a:graphicData>
+                </a:graphic>
+                <wp14:sizeRelH relativeFrom="margin">
+                  <wp14:pctWidth>0</wp14:pctWidth>
+                </wp14:sizeRelH>
+                <wp14:sizeRelV relativeFrom="margin">
+                  <wp14:pctHeight>0</wp14:pctHeight>
+                </wp14:sizeRelV>
+              </wp:anchor>
+            </w:drawing>
+          </mc:Choice>
+          <mc:Fallback>
+            <w:pict>
+              <v:shapetype w14:anchorId="3A641014" id="_x0000_t34" coordsize="21600,21600" o:spt="34" o:oned="t" adj="10800" path="m,l@0,0@0,21600,21600,21600e" filled="f">
+                <v:stroke joinstyle="miter"/>
+                <v:formulas>
+                  <v:f eqn="val #0"/>
+                </v:formulas>
+                <v:path arrowok="t" fillok="f" o:connecttype="none"/>
+                <v:handles>
+                  <v:h position="#0,center"/>
+                </v:handles>
+                <o:lock v:ext="edit" shapetype="t"/>
+              </v:shapetype>
+              <v:shape id="Conector: angular 2" o:spid="_x0000_s1026" type="#_x0000_t34" style="position:absolute;margin-left:218.25pt;margin-top:.75pt;width:153pt;height:0;z-index:251659264;visibility:visible;mso-wrap-style:square;mso-width-percent:0;mso-height-percent:0;mso-wrap-distance-left:9pt;mso-wrap-distance-top:0;mso-wrap-distance-right:9pt;mso-wrap-distance-bottom:0;mso-position-horizontal:absolute;mso-position-horizontal-relative:text;mso-position-vertical:absolute;mso-position-vertical-relative:text;mso-width-percent:0;mso-height-percent:0;mso-width-relative:margin;mso-height-relative:margin" o:gfxdata="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" strokecolor="black [3200]" strokeweight=".5pt">
+                <v:shadow on="t" color="black" opacity="24903f" origin=",.5" offset="0,.55556mm"/>
+              </v:shape>
+            </w:pict>
+          </mc:Fallback>
+        </mc:AlternateContent>
+      </w:r>
+      <w:r>
+        <w:rPr>
+          <w:rFonts w:ascii="Calibri" w:eastAsia="Calibri" w:hAnsi="Calibri" w:cs="Calibri"/>
+          <w:noProof/>
+          <w:sz w:val="23"/>
+          <w:szCs w:val="23"/>
+        </w:rPr>
+        <mc:AlternateContent>
+          <mc:Choice Requires="wps">
+            <w:drawing>
+              <wp:anchor distT="0" distB="0" distL="114300" distR="114300" simplePos="0" relativeHeight="251660288" behindDoc="0" locked="0" layoutInCell="1" allowOverlap="1" wp14:anchorId="2DB8B1C0" wp14:editId="2187E0AD">
+                <wp:simplePos x="0" y="0"/>
+                <wp:positionH relativeFrom="column">
+                  <wp:posOffset>28575</wp:posOffset>
+                </wp:positionH>
+                <wp:positionV relativeFrom="paragraph">
+                  <wp:posOffset>5080</wp:posOffset>
+                </wp:positionV>
+                <wp:extent cx="1943100" cy="0"/>
+                <wp:effectExtent l="38100" t="38100" r="57150" b="95250"/>
+                <wp:wrapNone/>
+                <wp:docPr id="3" name="Conector: angular 3"/>
+                <wp:cNvGraphicFramePr/>
+                <a:graphic xmlns:a="http://schemas.openxmlformats.org/drawingml/2006/main">
+                  <a:graphicData uri="http://schemas.microsoft.com/office/word/2010/wordprocessingShape">
+                    <wps:wsp>
+                      <wps:cNvCnPr/>
+                      <wps:spPr>
+                        <a:xfrm>
+                          <a:off x="0" y="0"/>
+                          <a:ext cx="1943100" cy="0"/>
+                        </a:xfrm>
+                        <a:prstGeom prst="bentConnector3">
+                          <a:avLst/>
+                        </a:prstGeom>
+                        <a:ln w="6350"/>
+                      </wps:spPr>
+                      <wps:style>
+                        <a:lnRef idx="2">
+                          <a:schemeClr val="dk1"/>
+                        </a:lnRef>
+                        <a:fillRef idx="0">
+                          <a:schemeClr val="dk1"/>
+                        </a:fillRef>
+                        <a:effectRef idx="1">
+                          <a:schemeClr val="dk1"/>
+                        </a:effectRef>
+                        <a:fontRef idx="minor">
+                          <a:schemeClr val="tx1"/>
+                        </a:fontRef>
+                      </wps:style>
+                      <wps:bodyPr/>
+                    </wps:wsp>
+                  </a:graphicData>
+                </a:graphic>
+              </wp:anchor>
+            </w:drawing>
+          </mc:Choice>
+          <mc:Fallback>
+            <w:pict>
+              <v:shape w14:anchorId="51A26F80" id="Conector: angular 3" o:spid="_x0000_s1026" type="#_x0000_t34" style="position:absolute;margin-left:2.25pt;margin-top:.4pt;width:153pt;height:0;z-index:251660288;visibility:visible;mso-wrap-style:square;mso-wrap-distance-left:9pt;mso-wrap-distance-top:0;mso-wrap-distance-right:9pt;mso-wrap-distance-bottom:0;mso-position-horizontal:absolute;mso-position-horizontal-relative:text;mso-position-vertical:absolute;mso-position-vertical-relative:text" o:gfxdata="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" strokecolor="black [3200]" strokeweight=".5pt">
+                <v:shadow on="t" color="black" opacity="24903f" origin=",.5" offset="0,.55556mm"/>
+              </v:shape>
+            </w:pict>
+          </mc:Fallback>
+        </mc:AlternateContent>
+      </w:r>
     </w:p>
     <w:p>
       <w:pPr>
@@ -7505,6 +7903,32 @@
           <w:bCs/>
         </w:rPr>
       </w:pPr>
+      <w:r>
+        <w:rPr>
+          <w:rFonts w:ascii="Calibri" w:eastAsia="Calibri" w:hAnsi="Calibri" w:cs="Calibri"/>
+          <w:b/>
+          <w:bCs/>
+        </w:rPr>
+        <w:t xml:space="preserve">LAURA CRISTINA CERON MUÑOZ                                          </w:t>
+      </w:r>
+      <w:r>
+        <w:rPr>
+          <w:rFonts w:ascii="Calibri" w:eastAsia="Calibri" w:hAnsi="Calibri" w:cs="Calibri"/>
+          <w:b/>
+          <w:bCs/>
+          <w:sz w:val="23"/>
+          <w:szCs w:val="23"/>
+        </w:rPr>
+        <w:t>[[Nombre]]</w:t>
+      </w:r>
+      <w:r>
+        <w:rPr>
+          <w:rFonts w:ascii="Calibri" w:eastAsia="Calibri" w:hAnsi="Calibri" w:cs="Calibri"/>
+          <w:b/>
+          <w:bCs/>
+        </w:rPr>
+        <w:t xml:space="preserve"> </w:t>
+      </w:r>
     </w:p>
     <w:p>
       <w:pPr>
@@ -7533,15 +7957,17 @@
           <w:rFonts w:ascii="Calibri" w:eastAsia="Calibri" w:hAnsi="Calibri" w:cs="Calibri"/>
           <w:b/>
           <w:bCs/>
-        </w:rPr>
-      </w:pPr>
-      <w:r>
-        <w:rPr>
-          <w:rFonts w:ascii="Calibri" w:eastAsia="Calibri" w:hAnsi="Calibri" w:cs="Calibri"/>
-          <w:b/>
-          <w:bCs/>
-        </w:rPr>
-        <w:t xml:space="preserve">LAURA CRISTINA CERON MUÑOZ                                          </w:t>
+          <w:lang w:val="en-US"/>
+        </w:rPr>
+      </w:pPr>
+      <w:r>
+        <w:rPr>
+          <w:rFonts w:ascii="Calibri" w:eastAsia="Calibri" w:hAnsi="Calibri" w:cs="Calibri"/>
+          <w:b/>
+          <w:bCs/>
+          <w:lang w:val="en-US"/>
+        </w:rPr>
+        <w:t xml:space="preserve">C.C 52.705.312                                                                           C.C </w:t>
       </w:r>
       <w:r>
         <w:rPr>
@@ -7550,14 +7976,16 @@
           <w:bCs/>
           <w:sz w:val="23"/>
           <w:szCs w:val="23"/>
-        </w:rPr>
-        <w:t>[[Nombre]]</w:t>
-      </w:r>
-      <w:r>
-        <w:rPr>
-          <w:rFonts w:ascii="Calibri" w:eastAsia="Calibri" w:hAnsi="Calibri" w:cs="Calibri"/>
-          <w:b/>
-          <w:bCs/>
+          <w:lang w:val="en-US"/>
+        </w:rPr>
+        <w:t>[[Cedula]]</w:t>
+      </w:r>
+      <w:r>
+        <w:rPr>
+          <w:rFonts w:ascii="Calibri" w:eastAsia="Calibri" w:hAnsi="Calibri" w:cs="Calibri"/>
+          <w:b/>
+          <w:bCs/>
+          <w:lang w:val="en-US"/>
         </w:rPr>
         <w:t xml:space="preserve"> </w:t>
       </w:r>
@@ -7592,39 +8020,29 @@
           <w:lang w:val="en-US"/>
         </w:rPr>
       </w:pPr>
-      <w:r>
-        <w:rPr>
-          <w:rFonts w:ascii="Calibri" w:eastAsia="Calibri" w:hAnsi="Calibri" w:cs="Calibri"/>
-          <w:b/>
-          <w:bCs/>
-          <w:lang w:val="en-US"/>
-        </w:rPr>
-        <w:t xml:space="preserve">C.C 52.705.312                                                                           C.C </w:t>
-      </w:r>
-      <w:r>
-        <w:rPr>
-          <w:rFonts w:ascii="Calibri" w:eastAsia="Calibri" w:hAnsi="Calibri" w:cs="Calibri"/>
-          <w:b/>
-          <w:bCs/>
+    </w:p>
+    <w:p>
+      <w:pPr>
+        <w:jc w:val="both"/>
+        <w:rPr>
+          <w:rFonts w:ascii="Calibri" w:eastAsia="Calibri" w:hAnsi="Calibri" w:cs="Calibri"/>
           <w:sz w:val="23"/>
           <w:szCs w:val="23"/>
-          <w:lang w:val="en-US"/>
-        </w:rPr>
-        <w:t>[[Cedula]]</w:t>
-      </w:r>
-      <w:r>
-        <w:rPr>
-          <w:rFonts w:ascii="Calibri" w:eastAsia="Calibri" w:hAnsi="Calibri" w:cs="Calibri"/>
-          <w:b/>
-          <w:bCs/>
-          <w:lang w:val="en-US"/>
-        </w:rPr>
-        <w:t xml:space="preserve"> </w:t>
-      </w:r>
-    </w:p>
-    <w:p>
-      <w:pPr>
-        <w:widowControl/>
+        </w:rPr>
+      </w:pPr>
+    </w:p>
+    <w:p>
+      <w:pPr>
+        <w:jc w:val="both"/>
+        <w:rPr>
+          <w:rFonts w:ascii="Calibri" w:eastAsia="Calibri" w:hAnsi="Calibri" w:cs="Calibri"/>
+          <w:sz w:val="23"/>
+          <w:szCs w:val="23"/>
+        </w:rPr>
+      </w:pPr>
+    </w:p>
+    <w:p>
+      <w:pPr>
         <w:tabs>
           <w:tab w:val="left" w:pos="709"/>
           <w:tab w:val="left" w:pos="1418"/>
@@ -7644,14 +8062,152 @@
           <w:tab w:val="left" w:pos="11344"/>
           <w:tab w:val="left" w:pos="12053"/>
         </w:tabs>
-        <w:jc w:val="both"/>
-        <w:rPr>
-          <w:rFonts w:ascii="Calibri" w:eastAsia="Calibri" w:hAnsi="Calibri" w:cs="Calibri"/>
-          <w:b/>
-          <w:bCs/>
-          <w:lang w:val="en-US"/>
-        </w:rPr>
-      </w:pPr>
+        <w:rPr>
+          <w:rFonts w:ascii="Calibri" w:eastAsia="Calibri" w:hAnsi="Calibri" w:cs="Calibri"/>
+          <w:sz w:val="23"/>
+          <w:szCs w:val="23"/>
+        </w:rPr>
+      </w:pPr>
+      <w:r>
+        <w:rPr>
+          <w:rFonts w:ascii="Calibri" w:eastAsia="Calibri" w:hAnsi="Calibri" w:cs="Calibri"/>
+          <w:noProof/>
+          <w:sz w:val="23"/>
+          <w:szCs w:val="23"/>
+        </w:rPr>
+        <mc:AlternateContent>
+          <mc:Choice Requires="wps">
+            <w:drawing>
+              <wp:anchor distT="0" distB="0" distL="114300" distR="114300" simplePos="0" relativeHeight="251662336" behindDoc="0" locked="0" layoutInCell="1" allowOverlap="1" wp14:anchorId="75BF461A" wp14:editId="45F15BAA">
+                <wp:simplePos x="0" y="0"/>
+                <wp:positionH relativeFrom="column">
+                  <wp:posOffset>2771775</wp:posOffset>
+                </wp:positionH>
+                <wp:positionV relativeFrom="paragraph">
+                  <wp:posOffset>9525</wp:posOffset>
+                </wp:positionV>
+                <wp:extent cx="1943100" cy="0"/>
+                <wp:effectExtent l="38100" t="38100" r="57150" b="95250"/>
+                <wp:wrapNone/>
+                <wp:docPr id="4" name="Conector: angular 4"/>
+                <wp:cNvGraphicFramePr/>
+                <a:graphic xmlns:a="http://schemas.openxmlformats.org/drawingml/2006/main">
+                  <a:graphicData uri="http://schemas.microsoft.com/office/word/2010/wordprocessingShape">
+                    <wps:wsp>
+                      <wps:cNvCnPr/>
+                      <wps:spPr>
+                        <a:xfrm>
+                          <a:off x="0" y="0"/>
+                          <a:ext cx="1943100" cy="0"/>
+                        </a:xfrm>
+                        <a:prstGeom prst="bentConnector3">
+                          <a:avLst/>
+                        </a:prstGeom>
+                        <a:ln w="6350"/>
+                      </wps:spPr>
+                      <wps:style>
+                        <a:lnRef idx="2">
+                          <a:schemeClr val="dk1"/>
+                        </a:lnRef>
+                        <a:fillRef idx="0">
+                          <a:schemeClr val="dk1"/>
+                        </a:fillRef>
+                        <a:effectRef idx="1">
+                          <a:schemeClr val="dk1"/>
+                        </a:effectRef>
+                        <a:fontRef idx="minor">
+                          <a:schemeClr val="tx1"/>
+                        </a:fontRef>
+                      </wps:style>
+                      <wps:bodyPr/>
+                    </wps:wsp>
+                  </a:graphicData>
+                </a:graphic>
+                <wp14:sizeRelH relativeFrom="margin">
+                  <wp14:pctWidth>0</wp14:pctWidth>
+                </wp14:sizeRelH>
+                <wp14:sizeRelV relativeFrom="margin">
+                  <wp14:pctHeight>0</wp14:pctHeight>
+                </wp14:sizeRelV>
+              </wp:anchor>
+            </w:drawing>
+          </mc:Choice>
+          <mc:Fallback>
+            <w:pict>
+              <v:shape w14:anchorId="55779CE0" id="Conector: angular 4" o:spid="_x0000_s1026" type="#_x0000_t34" style="position:absolute;margin-left:218.25pt;margin-top:.75pt;width:153pt;height:0;z-index:251662336;visibility:visible;mso-wrap-style:square;mso-width-percent:0;mso-height-percent:0;mso-wrap-distance-left:9pt;mso-wrap-distance-top:0;mso-wrap-distance-right:9pt;mso-wrap-distance-bottom:0;mso-position-horizontal:absolute;mso-position-horizontal-relative:text;mso-position-vertical:absolute;mso-position-vertical-relative:text;mso-width-percent:0;mso-height-percent:0;mso-width-relative:margin;mso-height-relative:margin" o:gfxdata="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" strokecolor="black [3200]" strokeweight=".5pt">
+                <v:shadow on="t" color="black" opacity="24903f" origin=",.5" offset="0,.55556mm"/>
+              </v:shape>
+            </w:pict>
+          </mc:Fallback>
+        </mc:AlternateContent>
+      </w:r>
+      <w:r>
+        <w:rPr>
+          <w:rFonts w:ascii="Calibri" w:eastAsia="Calibri" w:hAnsi="Calibri" w:cs="Calibri"/>
+          <w:noProof/>
+          <w:sz w:val="23"/>
+          <w:szCs w:val="23"/>
+        </w:rPr>
+        <mc:AlternateContent>
+          <mc:Choice Requires="wps">
+            <w:drawing>
+              <wp:anchor distT="0" distB="0" distL="114300" distR="114300" simplePos="0" relativeHeight="251663360" behindDoc="0" locked="0" layoutInCell="1" allowOverlap="1" wp14:anchorId="57566B4A" wp14:editId="295ECA41">
+                <wp:simplePos x="0" y="0"/>
+                <wp:positionH relativeFrom="column">
+                  <wp:posOffset>28575</wp:posOffset>
+                </wp:positionH>
+                <wp:positionV relativeFrom="paragraph">
+                  <wp:posOffset>5080</wp:posOffset>
+                </wp:positionV>
+                <wp:extent cx="1943100" cy="0"/>
+                <wp:effectExtent l="38100" t="38100" r="57150" b="95250"/>
+                <wp:wrapNone/>
+                <wp:docPr id="5" name="Conector: angular 5"/>
+                <wp:cNvGraphicFramePr/>
+                <a:graphic xmlns:a="http://schemas.openxmlformats.org/drawingml/2006/main">
+                  <a:graphicData uri="http://schemas.microsoft.com/office/word/2010/wordprocessingShape">
+                    <wps:wsp>
+                      <wps:cNvCnPr/>
+                      <wps:spPr>
+                        <a:xfrm>
+                          <a:off x="0" y="0"/>
+                          <a:ext cx="1943100" cy="0"/>
+                        </a:xfrm>
+                        <a:prstGeom prst="bentConnector3">
+                          <a:avLst/>
+                        </a:prstGeom>
+                        <a:ln w="6350"/>
+                      </wps:spPr>
+                      <wps:style>
+                        <a:lnRef idx="2">
+                          <a:schemeClr val="dk1"/>
+                        </a:lnRef>
+                        <a:fillRef idx="0">
+                          <a:schemeClr val="dk1"/>
+                        </a:fillRef>
+                        <a:effectRef idx="1">
+                          <a:schemeClr val="dk1"/>
+                        </a:effectRef>
+                        <a:fontRef idx="minor">
+                          <a:schemeClr val="tx1"/>
+                        </a:fontRef>
+                      </wps:style>
+                      <wps:bodyPr/>
+                    </wps:wsp>
+                  </a:graphicData>
+                </a:graphic>
+              </wp:anchor>
+            </w:drawing>
+          </mc:Choice>
+          <mc:Fallback>
+            <w:pict>
+              <v:shape w14:anchorId="33C6208C" id="Conector: angular 5" o:spid="_x0000_s1026" type="#_x0000_t34" style="position:absolute;margin-left:2.25pt;margin-top:.4pt;width:153pt;height:0;z-index:251663360;visibility:visible;mso-wrap-style:square;mso-wrap-distance-left:9pt;mso-wrap-distance-top:0;mso-wrap-distance-right:9pt;mso-wrap-distance-bottom:0;mso-position-horizontal:absolute;mso-position-horizontal-relative:text;mso-position-vertical:absolute;mso-position-vertical-relative:text" o:gfxdata="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" strokecolor="black [3200]" strokeweight=".5pt">
+                <v:shadow on="t" color="black" opacity="24903f" origin=",.5" offset="0,.55556mm"/>
+              </v:shape>
+            </w:pict>
+          </mc:Fallback>
+        </mc:AlternateContent>
+      </w:r>
     </w:p>
     <w:p>
       <w:pPr>
@@ -7678,37 +8234,6 @@
         <w:jc w:val="both"/>
         <w:rPr>
           <w:rFonts w:ascii="Calibri" w:eastAsia="Calibri" w:hAnsi="Calibri" w:cs="Calibri"/>
-          <w:b/>
-          <w:bCs/>
-          <w:lang w:val="en-US"/>
-        </w:rPr>
-      </w:pPr>
-    </w:p>
-    <w:p>
-      <w:pPr>
-        <w:widowControl/>
-        <w:tabs>
-          <w:tab w:val="left" w:pos="709"/>
-          <w:tab w:val="left" w:pos="1418"/>
-          <w:tab w:val="left" w:pos="2127"/>
-          <w:tab w:val="left" w:pos="2836"/>
-          <w:tab w:val="left" w:pos="3545"/>
-          <w:tab w:val="left" w:pos="4254"/>
-          <w:tab w:val="left" w:pos="4963"/>
-          <w:tab w:val="left" w:pos="5672"/>
-          <w:tab w:val="left" w:pos="6381"/>
-          <w:tab w:val="left" w:pos="7090"/>
-          <w:tab w:val="left" w:pos="7799"/>
-          <w:tab w:val="left" w:pos="8508"/>
-          <w:tab w:val="left" w:pos="9217"/>
-          <w:tab w:val="left" w:pos="9926"/>
-          <w:tab w:val="left" w:pos="10635"/>
-          <w:tab w:val="left" w:pos="11344"/>
-          <w:tab w:val="left" w:pos="12053"/>
-        </w:tabs>
-        <w:jc w:val="both"/>
-        <w:rPr>
-          <w:rFonts w:ascii="Calibri" w:eastAsia="Calibri" w:hAnsi="Calibri" w:cs="Calibri"/>
           <w:color w:val="000000"/>
         </w:rPr>
       </w:pPr>
@@ -7767,8 +8292,18 @@
           <w:bCs/>
         </w:rPr>
         <w:tab/>
-        <w:t xml:space="preserve"> TESTIGO</w:t>
-      </w:r>
+        <w:t xml:space="preserve"> </w:t>
+      </w:r>
+      <w:proofErr w:type="spellStart"/>
+      <w:r>
+        <w:rPr>
+          <w:rFonts w:ascii="Calibri" w:eastAsia="Calibri" w:hAnsi="Calibri" w:cs="Calibri"/>
+          <w:b/>
+          <w:bCs/>
+        </w:rPr>
+        <w:t>TESTIGO</w:t>
+      </w:r>
+      <w:proofErr w:type="spellEnd"/>
     </w:p>
     <w:sectPr>
       <w:headerReference w:type="default" r:id="rId9"/>
